--- a/templates/docx/BAI.docx
+++ b/templates/docx/BAI.docx
@@ -533,37 +533,6 @@
       <w:pPr>
         <w:spacing w:after="0" w:line="240" w:lineRule="auto"/>
         <w:jc w:val="both"/>
-        <w:rPr>
-          <w:b w:val="1"/>
-          <w:bCs w:val="1"/>
-        </w:rPr>
-      </w:pPr>
-      <w:r>
-        <w:rPr>
-          <w:b w:val="1"/>
-          <w:bCs w:val="1"/>
-          <w:rtl w:val="0"/>
-        </w:rPr>
-        <w:t xml:space="preserve">Dan Penyedia Layanan PT PLN ICON PLUS</w:t>
-      </w:r>
-    </w:p>
-    <w:p>
-      <w:pPr>
-        <w:spacing w:after="0" w:line="240" w:lineRule="auto"/>
-        <w:jc w:val="both"/>
-        <w:rPr/>
-      </w:pPr>
-      <w:r>
-        <w:rPr>
-          <w:rtl w:val="0"/>
-        </w:rPr>
-        <w:t xml:space="preserve">Nama Project Team Leader : Nadhif Ahmad Dhialdien</w:t>
-      </w:r>
-    </w:p>
-    <w:p>
-      <w:pPr>
-        <w:spacing w:after="0" w:line="240" w:lineRule="auto"/>
-        <w:jc w:val="both"/>
         <w:rPr/>
       </w:pPr>
       <w:r>
@@ -739,35 +708,11 @@
           <w:tcPr>
             <w:vAlign w:val="center"/>
           </w:tcPr>
-          <w:p>
-            <w:pPr>
-              <w:jc w:val="center"/>
-              <w:rPr/>
-            </w:pPr>
-            <w:r>
-              <w:rPr>
-                <w:rtl w:val="0"/>
-              </w:rPr>
-              <w:t>( {ttdPelanggan} )</w:t>
-            </w:r>
-          </w:p>
         </w:tc>
         <w:tc>
           <w:tcPr>
             <w:vAlign w:val="center"/>
           </w:tcPr>
-          <w:p>
-            <w:pPr>
-              <w:jc w:val="center"/>
-              <w:rPr/>
-            </w:pPr>
-            <w:r>
-              <w:rPr>
-                <w:rtl w:val="0"/>
-              </w:rPr>
-              <w:t xml:space="preserve">  ( Nadhif Ahmad Dhialdien )</w:t>
-            </w:r>
-          </w:p>
         </w:tc>
       </w:tr>
     </w:tbl>

--- a/templates/docx/BAI.docx
+++ b/templates/docx/BAI.docx
@@ -696,6 +696,14 @@
                 <w:rtl w:val="0"/>
               </w:rPr>
             </w:r>
+            <w:r>
+              <w:t>{%ttd}</w:t>
+            </w:r>
+          </w:p>
+          <w:p>
+            <w:r>
+              <w:t>{%stempel}</w:t>
+            </w:r>
           </w:p>
         </w:tc>
       </w:tr>

--- a/templates/docx/BAI.docx
+++ b/templates/docx/BAI.docx
@@ -541,6 +541,17 @@
         </w:rPr>
       </w:r>
     </w:p>
+    <w:p/>
+    <w:p>
+      <w:r>
+        <w:t>Dan Penyedia Layanan PT PLN ICON PLUS</w:t>
+      </w:r>
+    </w:p>
+    <w:p>
+      <w:r>
+        <w:t>Nama Project Team Leader	: {namaProjectLeader}</w:t>
+      </w:r>
+    </w:p>
     <w:p>
       <w:pPr>
         <w:spacing w:after="0" w:line="240" w:lineRule="auto"/>
@@ -681,6 +692,15 @@
               </w:rPr>
             </w:r>
           </w:p>
+          <w:p>
+            <w:r>
+              <w:rPr>
+                <w:b/>
+                <w:u w:val="single"/>
+              </w:rPr>
+              <w:t>( {namaWakil} )</w:t>
+            </w:r>
+          </w:p>
         </w:tc>
         <w:tc>
           <w:tcPr>
@@ -703,6 +723,15 @@
           <w:p>
             <w:r>
               <w:t>{%stempel}</w:t>
+            </w:r>
+          </w:p>
+          <w:p>
+            <w:r>
+              <w:rPr>
+                <w:b/>
+                <w:u w:val="single"/>
+              </w:rPr>
+              <w:t>( {namaProjectLeader} )</w:t>
             </w:r>
           </w:p>
         </w:tc>

--- a/templates/docx/BAI.docx
+++ b/templates/docx/BAI.docx
@@ -29,7 +29,7 @@
         <w:rPr>
           <w:rtl w:val="0"/>
         </w:rPr>
-        <w:t>Pada hari ini {hari} Tanggal {tanggal} Bulan {bulan} Tahun {tahun} telah dilakukan pekerjaan aktivasi layanan……………………………. yang disewa oleh ………………………………………. Dengan hasil BAIK, Adapun spesifikasi sebagai berikut:</w:t>
+        <w:t>Pada hari ini {hari} Tanggal {tanggal} Bulan {bulan} Tahun {tahun} telah dilakukan pekerjaan aktivasi layanan{namaLayanan} yang disewa oleh {namaPelanggan} Dengan hasil BAIK, Adapun spesifikasi sebagai berikut:</w:t>
       </w:r>
       <w:r>
         <w:rPr>
@@ -260,9 +260,9 @@
         <w:rPr>
           <w:rtl w:val="0"/>
         </w:rPr>
-        <w:t xml:space="preserve">Terminating</w:t>
-        <w:tab/>
-        <w:t xml:space="preserve">: ……………………………………….</w:t>
+        <w:t>Terminating</w:t>
+        <w:tab/>
+        <w:t>: {terminating}</w:t>
       </w:r>
     </w:p>
     <w:p>

--- a/templates/docx/BAI.docx
+++ b/templates/docx/BAI.docx
@@ -1,6 +1,6 @@
 
 <file path=word/document.xml><?xml version="1.0" encoding="utf-8"?>
-<w:document xmlns:mc="http://schemas.openxmlformats.org/markup-compatibility/2006" xmlns:o="urn:schemas-microsoft-com:office:office" xmlns:r="http://schemas.openxmlformats.org/officeDocument/2006/relationships" xmlns:m="http://schemas.openxmlformats.org/officeDocument/2006/math" xmlns:v="urn:schemas-microsoft-com:vml" xmlns:wp="http://schemas.openxmlformats.org/drawingml/2006/wordprocessingDrawing" xmlns:w10="urn:schemas-microsoft-com:office:word" xmlns:w="http://schemas.openxmlformats.org/wordprocessingml/2006/main" xmlns:wne="http://schemas.microsoft.com/office/word/2006/wordml" xmlns:sl="http://schemas.openxmlformats.org/schemaLibrary/2006/main" xmlns:a="http://schemas.openxmlformats.org/drawingml/2006/main" xmlns:pic="http://schemas.openxmlformats.org/drawingml/2006/picture" xmlns:c="http://schemas.openxmlformats.org/drawingml/2006/chart" xmlns:lc="http://schemas.openxmlformats.org/drawingml/2006/lockedCanvas" xmlns:dgm="http://schemas.openxmlformats.org/drawingml/2006/diagram" xmlns:wps="http://schemas.microsoft.com/office/word/2010/wordprocessingShape" xmlns:wpg="http://schemas.microsoft.com/office/word/2010/wordprocessingGroup" xmlns:w14="http://schemas.microsoft.com/office/word/2010/wordml" xmlns:w15="http://schemas.microsoft.com/office/word/2012/wordml" xmlns:w16="http://schemas.microsoft.com/office/word/2018/wordml" xmlns:w16cex="http://schemas.microsoft.com/office/word/2018/wordml/cex" xmlns:w16cid="http://schemas.microsoft.com/office/word/2016/wordml/cid" xmlns="http://schemas.microsoft.com/office/tasks/2019/documenttasks" xmlns:cr="http://schemas.microsoft.com/office/comments/2020/reactions">
+<w:document xmlns:r="http://schemas.openxmlformats.org/officeDocument/2006/relationships" xmlns:w="http://schemas.openxmlformats.org/wordprocessingml/2006/main" xmlns:w14="http://schemas.microsoft.com/office/word/2010/wordml">
   <w:body>
     <w:p>
       <w:pPr>
@@ -29,7 +29,7 @@
         <w:rPr>
           <w:rtl w:val="0"/>
         </w:rPr>
-        <w:t>Pada hari ini {hari} Tanggal {tanggal} Bulan {bulan} Tahun {tahun} telah dilakukan pekerjaan aktivasi layanan{namaLayanan} yang disewa oleh {namaPelanggan} Dengan hasil BAIK, Adapun spesifikasi sebagai berikut:</w:t>
+        <w:t>Pada hari ini {hari} Tanggal {tanggal} Bulan {bulan} Tahun {tahun} telah dilakukan pekerjaan aktivasi layanan {namaLayanan} yang disewa oleh {namaPelanggan} Dengan hasil BAIK, Adapun spesifikasi sebagai berikut:</w:t>
       </w:r>
       <w:r>
         <w:rPr>
@@ -106,12 +106,12 @@
     </w:p>
     <w:p>
       <w:pPr>
-        <w:tabs>
-          <w:tab w:val="left" w:leader="none" w:pos="2127"/>
-        </w:tabs>
-        <w:spacing w:after="0" w:line="240" w:lineRule="auto"/>
-        <w:jc w:val="both"/>
-        <w:rPr/>
+        <w:spacing w:after="0" w:line="240" w:lineRule="auto"/>
+        <w:jc w:val="both"/>
+        <w:rPr/>
+        <w:tabs>
+          <w:tab w:val="left" w:pos="2880"/>
+        </w:tabs>
       </w:pPr>
       <w:r>
         <w:rPr>
@@ -124,12 +124,12 @@
     </w:p>
     <w:p>
       <w:pPr>
-        <w:tabs>
-          <w:tab w:val="left" w:leader="none" w:pos="2127"/>
-        </w:tabs>
-        <w:spacing w:after="0" w:line="240" w:lineRule="auto"/>
-        <w:jc w:val="both"/>
-        <w:rPr/>
+        <w:spacing w:after="0" w:line="240" w:lineRule="auto"/>
+        <w:jc w:val="both"/>
+        <w:rPr/>
+        <w:tabs>
+          <w:tab w:val="left" w:pos="2880"/>
+        </w:tabs>
       </w:pPr>
       <w:r>
         <w:rPr>
@@ -142,12 +142,12 @@
     </w:p>
     <w:p>
       <w:pPr>
-        <w:tabs>
-          <w:tab w:val="left" w:leader="none" w:pos="2127"/>
-        </w:tabs>
-        <w:spacing w:after="0" w:line="240" w:lineRule="auto"/>
-        <w:jc w:val="both"/>
-        <w:rPr/>
+        <w:spacing w:after="0" w:line="240" w:lineRule="auto"/>
+        <w:jc w:val="both"/>
+        <w:rPr/>
+        <w:tabs>
+          <w:tab w:val="left" w:pos="2880"/>
+        </w:tabs>
       </w:pPr>
       <w:r>
         <w:rPr>
@@ -160,12 +160,12 @@
     </w:p>
     <w:p>
       <w:pPr>
-        <w:tabs>
-          <w:tab w:val="left" w:leader="none" w:pos="2127"/>
-        </w:tabs>
-        <w:spacing w:after="0" w:line="240" w:lineRule="auto"/>
-        <w:jc w:val="both"/>
-        <w:rPr/>
+        <w:spacing w:after="0" w:line="240" w:lineRule="auto"/>
+        <w:jc w:val="both"/>
+        <w:rPr/>
+        <w:tabs>
+          <w:tab w:val="left" w:pos="2880"/>
+        </w:tabs>
       </w:pPr>
       <w:r>
         <w:rPr>
@@ -182,6 +182,9 @@
         <w:ind w:left="2127" w:hanging="2127"/>
         <w:jc w:val="both"/>
         <w:rPr/>
+        <w:tabs>
+          <w:tab w:val="left" w:pos="2880"/>
+        </w:tabs>
       </w:pPr>
       <w:r>
         <w:rPr>
@@ -197,6 +200,9 @@
         <w:spacing w:after="0" w:line="240" w:lineRule="auto"/>
         <w:ind w:left="2127" w:right="-755" w:hanging="2127"/>
         <w:rPr/>
+        <w:tabs>
+          <w:tab w:val="left" w:pos="2880"/>
+        </w:tabs>
       </w:pPr>
       <w:r>
         <w:rPr>
@@ -212,6 +218,9 @@
         <w:spacing w:after="0" w:line="240" w:lineRule="auto"/>
         <w:ind w:left="2127" w:right="-755" w:hanging="2127"/>
         <w:rPr/>
+        <w:tabs>
+          <w:tab w:val="left" w:pos="2880"/>
+        </w:tabs>
       </w:pPr>
       <w:r>
         <w:rPr>
@@ -240,6 +249,9 @@
         <w:ind w:left="2127" w:hanging="2127"/>
         <w:jc w:val="both"/>
         <w:rPr/>
+        <w:tabs>
+          <w:tab w:val="left" w:pos="2880"/>
+        </w:tabs>
       </w:pPr>
       <w:r>
         <w:rPr>
@@ -252,23 +264,8 @@
     </w:p>
     <w:p>
       <w:pPr>
-        <w:spacing w:after="0" w:line="240" w:lineRule="auto"/>
-        <w:ind w:left="2127" w:right="-755" w:hanging="2127"/>
-        <w:rPr/>
-      </w:pPr>
-      <w:r>
-        <w:rPr>
-          <w:rtl w:val="0"/>
-        </w:rPr>
-        <w:t>Terminating</w:t>
-        <w:tab/>
-        <w:t>: {terminating}</w:t>
-      </w:r>
-    </w:p>
-    <w:p>
-      <w:pPr>
-        <w:tabs>
-          <w:tab w:val="left" w:leader="none" w:pos="2127"/>
+        <w:tabs>
+          <w:tab w:val="left" w:leader="none" w:pos="2880"/>
         </w:tabs>
         <w:spacing w:after="0" w:line="240" w:lineRule="auto"/>
         <w:ind w:left="2268" w:right="-755" w:firstLine="0"/>
@@ -282,14 +279,12 @@
     </w:p>
     <w:p>
       <w:pPr>
-        <w:tabs>
-          <w:tab w:val="left" w:leader="none" w:pos="2127"/>
-          <w:tab w:val="left" w:leader="none" w:pos="7088"/>
-          <w:tab w:val="left" w:leader="none" w:pos="8364"/>
-        </w:tabs>
-        <w:spacing w:after="0" w:line="240" w:lineRule="auto"/>
-        <w:jc w:val="both"/>
-        <w:rPr/>
+        <w:spacing w:after="0" w:line="240" w:lineRule="auto"/>
+        <w:jc w:val="both"/>
+        <w:rPr/>
+        <w:tabs>
+          <w:tab w:val="left" w:pos="2880"/>
+        </w:tabs>
       </w:pPr>
       <w:r>
         <w:rPr>
@@ -304,13 +299,12 @@
     </w:p>
     <w:p>
       <w:pPr>
-        <w:tabs>
-          <w:tab w:val="left" w:leader="none" w:pos="2127"/>
-          <w:tab w:val="left" w:leader="none" w:pos="7088"/>
-        </w:tabs>
-        <w:spacing w:after="0" w:line="240" w:lineRule="auto"/>
-        <w:jc w:val="both"/>
-        <w:rPr/>
+        <w:spacing w:after="0" w:line="240" w:lineRule="auto"/>
+        <w:jc w:val="both"/>
+        <w:rPr/>
+        <w:tabs>
+          <w:tab w:val="left" w:pos="2880"/>
+        </w:tabs>
       </w:pPr>
       <w:r>
         <w:rPr>
@@ -323,13 +317,12 @@
     </w:p>
     <w:p>
       <w:pPr>
-        <w:tabs>
-          <w:tab w:val="left" w:leader="none" w:pos="2127"/>
-          <w:tab w:val="left" w:leader="none" w:pos="7088"/>
-        </w:tabs>
-        <w:spacing w:after="0" w:line="240" w:lineRule="auto"/>
-        <w:jc w:val="both"/>
-        <w:rPr/>
+        <w:spacing w:after="0" w:line="240" w:lineRule="auto"/>
+        <w:jc w:val="both"/>
+        <w:rPr/>
+        <w:tabs>
+          <w:tab w:val="left" w:pos="2880"/>
+        </w:tabs>
       </w:pPr>
       <w:r>
         <w:rPr>
@@ -342,13 +335,12 @@
     </w:p>
     <w:p>
       <w:pPr>
-        <w:tabs>
-          <w:tab w:val="left" w:leader="none" w:pos="2127"/>
-          <w:tab w:val="left" w:leader="none" w:pos="7088"/>
-        </w:tabs>
-        <w:spacing w:after="0" w:line="240" w:lineRule="auto"/>
-        <w:jc w:val="both"/>
-        <w:rPr/>
+        <w:spacing w:after="0" w:line="240" w:lineRule="auto"/>
+        <w:jc w:val="both"/>
+        <w:rPr/>
+        <w:tabs>
+          <w:tab w:val="left" w:pos="2880"/>
+        </w:tabs>
       </w:pPr>
       <w:r>
         <w:rPr>
@@ -363,13 +355,12 @@
     </w:p>
     <w:p>
       <w:pPr>
-        <w:tabs>
-          <w:tab w:val="left" w:leader="none" w:pos="2127"/>
-          <w:tab w:val="left" w:leader="none" w:pos="7088"/>
-        </w:tabs>
-        <w:spacing w:after="0" w:line="240" w:lineRule="auto"/>
-        <w:jc w:val="both"/>
-        <w:rPr/>
+        <w:spacing w:after="0" w:line="240" w:lineRule="auto"/>
+        <w:jc w:val="both"/>
+        <w:rPr/>
+        <w:tabs>
+          <w:tab w:val="left" w:pos="2880"/>
+        </w:tabs>
       </w:pPr>
       <w:r>
         <w:rPr>
@@ -382,13 +373,12 @@
     </w:p>
     <w:p>
       <w:pPr>
-        <w:tabs>
-          <w:tab w:val="left" w:leader="none" w:pos="2127"/>
-          <w:tab w:val="left" w:leader="none" w:pos="7088"/>
-        </w:tabs>
-        <w:spacing w:after="0" w:line="240" w:lineRule="auto"/>
-        <w:jc w:val="both"/>
-        <w:rPr/>
+        <w:spacing w:after="0" w:line="240" w:lineRule="auto"/>
+        <w:jc w:val="both"/>
+        <w:rPr/>
+        <w:tabs>
+          <w:tab w:val="left" w:pos="2880"/>
+        </w:tabs>
       </w:pPr>
       <w:r>
         <w:rPr>
@@ -402,22 +392,22 @@
     <w:p>
       <w:pPr>
         <w:tabs>
-          <w:tab w:val="left" w:leader="none" w:pos="2127"/>
-        </w:tabs>
-        <w:spacing w:after="0" w:line="240" w:lineRule="auto"/>
-        <w:jc w:val="both"/>
-        <w:rPr/>
-      </w:pPr>
-      <w:r>
-        <w:rPr>
-          <w:rtl w:val="0"/>
-        </w:rPr>
-      </w:r>
-    </w:p>
-    <w:p>
-      <w:pPr>
-        <w:tabs>
-          <w:tab w:val="left" w:leader="none" w:pos="2127"/>
+          <w:tab w:val="left" w:leader="none" w:pos="2880"/>
+        </w:tabs>
+        <w:spacing w:after="0" w:line="240" w:lineRule="auto"/>
+        <w:jc w:val="both"/>
+        <w:rPr/>
+      </w:pPr>
+      <w:r>
+        <w:rPr>
+          <w:rtl w:val="0"/>
+        </w:rPr>
+      </w:r>
+    </w:p>
+    <w:p>
+      <w:pPr>
+        <w:tabs>
+          <w:tab w:val="left" w:leader="none" w:pos="2880"/>
         </w:tabs>
         <w:spacing w:after="0" w:line="240" w:lineRule="auto"/>
         <w:jc w:val="both"/>
@@ -437,12 +427,12 @@
     </w:p>
     <w:p>
       <w:pPr>
-        <w:tabs>
-          <w:tab w:val="left" w:leader="none" w:pos="2127"/>
-        </w:tabs>
-        <w:spacing w:after="0" w:line="240" w:lineRule="auto"/>
-        <w:jc w:val="both"/>
-        <w:rPr/>
+        <w:spacing w:after="0" w:line="240" w:lineRule="auto"/>
+        <w:jc w:val="both"/>
+        <w:rPr/>
+        <w:tabs>
+          <w:tab w:val="left" w:pos="2880"/>
+        </w:tabs>
       </w:pPr>
       <w:r>
         <w:rPr>
@@ -455,12 +445,12 @@
     </w:p>
     <w:p>
       <w:pPr>
-        <w:tabs>
-          <w:tab w:val="left" w:leader="none" w:pos="2127"/>
-        </w:tabs>
-        <w:spacing w:after="0" w:line="240" w:lineRule="auto"/>
-        <w:jc w:val="both"/>
-        <w:rPr/>
+        <w:spacing w:after="0" w:line="240" w:lineRule="auto"/>
+        <w:jc w:val="both"/>
+        <w:rPr/>
+        <w:tabs>
+          <w:tab w:val="left" w:pos="2880"/>
+        </w:tabs>
       </w:pPr>
       <w:r>
         <w:rPr>
@@ -473,12 +463,12 @@
     </w:p>
     <w:p>
       <w:pPr>
-        <w:tabs>
-          <w:tab w:val="left" w:leader="none" w:pos="2127"/>
-        </w:tabs>
-        <w:spacing w:after="0" w:line="240" w:lineRule="auto"/>
-        <w:jc w:val="both"/>
-        <w:rPr/>
+        <w:spacing w:after="0" w:line="240" w:lineRule="auto"/>
+        <w:jc w:val="both"/>
+        <w:rPr/>
+        <w:tabs>
+          <w:tab w:val="left" w:pos="2880"/>
+        </w:tabs>
       </w:pPr>
       <w:r>
         <w:rPr>
@@ -492,7 +482,7 @@
     <w:p>
       <w:pPr>
         <w:tabs>
-          <w:tab w:val="left" w:leader="none" w:pos="2127"/>
+          <w:tab w:val="left" w:leader="none" w:pos="2880"/>
         </w:tabs>
         <w:spacing w:after="0" w:line="240" w:lineRule="auto"/>
         <w:jc w:val="both"/>
@@ -637,7 +627,7 @@
           <w:p>
             <w:pPr>
               <w:tabs>
-                <w:tab w:val="left" w:leader="none" w:pos="2127"/>
+                <w:tab w:val="left" w:leader="none" w:pos="2880"/>
               </w:tabs>
               <w:jc w:val="center"/>
               <w:rPr>

--- a/templates/docx/BAI.docx
+++ b/templates/docx/BAI.docx
@@ -27,401 +27,414 @@
       </w:pPr>
       <w:r>
         <w:rPr>
-          <w:rtl w:val="0"/>
-        </w:rPr>
-        <w:t>Pada hari ini {hari} Tanggal {tanggal} Bulan {bulan} Tahun {tahun} telah dilakukan pekerjaan aktivasi layanan {namaLayanan} yang disewa oleh {namaPelanggan} Dengan hasil BAIK, Adapun spesifikasi sebagai berikut:</w:t>
-      </w:r>
-      <w:r>
+          <w:b w:val="0"/>
+          <w:rtl w:val="0"/>
+        </w:rPr>
+        <w:t xml:space="preserve">Pada hari ini </w:t>
+      </w:r>
+      <w:r>
+        <w:rPr>
+          <w:b/>
+          <w:rtl w:val="0"/>
+        </w:rPr>
+        <w:t>{hari}</w:t>
+      </w:r>
+      <w:r>
+        <w:rPr>
+          <w:b w:val="0"/>
+          <w:rtl w:val="0"/>
+        </w:rPr>
+        <w:t xml:space="preserve"> Tanggal </w:t>
+      </w:r>
+      <w:r>
+        <w:rPr>
+          <w:b/>
+          <w:rtl w:val="0"/>
+        </w:rPr>
+        <w:t>{tanggal}</w:t>
+      </w:r>
+      <w:r>
+        <w:rPr>
+          <w:b w:val="0"/>
+          <w:rtl w:val="0"/>
+        </w:rPr>
+        <w:t xml:space="preserve"> Bulan </w:t>
+      </w:r>
+      <w:r>
+        <w:rPr>
+          <w:b/>
+          <w:rtl w:val="0"/>
+        </w:rPr>
+        <w:t>{bulan}</w:t>
+      </w:r>
+      <w:r>
+        <w:rPr>
+          <w:b w:val="0"/>
+          <w:rtl w:val="0"/>
+        </w:rPr>
+        <w:t xml:space="preserve"> Tahun </w:t>
+      </w:r>
+      <w:r>
+        <w:rPr>
+          <w:b/>
+          <w:rtl w:val="0"/>
+        </w:rPr>
+        <w:t>{tahun}</w:t>
+      </w:r>
+      <w:r>
+        <w:rPr>
+          <w:b w:val="0"/>
+          <w:rtl w:val="0"/>
+        </w:rPr>
+        <w:t xml:space="preserve"> telah dilakukan pekerjaan aktivasi layanan {namaLayanan} yang disewa oleh {namaPelanggan} Dengan hasil </w:t>
+      </w:r>
+      <w:r>
+        <w:rPr>
+          <w:b/>
+          <w:rtl w:val="0"/>
+        </w:rPr>
+        <w:t>BAIK</w:t>
+      </w:r>
+      <w:r>
+        <w:rPr>
+          <w:b w:val="0"/>
+          <w:rtl w:val="0"/>
+        </w:rPr>
+        <w:t>, Adapun spesifikasi sebagai berikut:</w:t>
+      </w:r>
+    </w:p>
+    <w:p>
+      <w:pPr>
+        <w:spacing w:after="0" w:line="240" w:lineRule="auto"/>
+        <w:jc w:val="both"/>
+        <w:rPr/>
+      </w:pPr>
+      <w:r>
+        <w:rPr>
+          <w:rtl w:val="0"/>
+        </w:rPr>
+      </w:r>
+    </w:p>
+    <w:p>
+      <w:pPr>
+        <w:spacing w:after="0" w:line="240" w:lineRule="auto"/>
+        <w:jc w:val="both"/>
+        <w:rPr/>
+        <w:tabs>
+          <w:tab w:val="left" w:pos="3020"/>
+        </w:tabs>
+      </w:pPr>
+      <w:r>
+        <w:rPr>
+          <w:rtl w:val="0"/>
+        </w:rPr>
+        <w:t xml:space="preserve">Nama Layanan </w:t>
+        <w:tab/>
+        <w:t>: {namaLayanan}</w:t>
+      </w:r>
+    </w:p>
+    <w:p>
+      <w:pPr>
+        <w:spacing w:after="0" w:line="240" w:lineRule="auto"/>
+        <w:jc w:val="both"/>
+        <w:rPr/>
+        <w:tabs>
+          <w:tab w:val="left" w:pos="3020"/>
+        </w:tabs>
+      </w:pPr>
+      <w:r>
+        <w:rPr>
+          <w:rtl w:val="0"/>
+        </w:rPr>
+        <w:t>Service ID</w:t>
+        <w:tab/>
+        <w:t>: {serviceId}</w:t>
+      </w:r>
+    </w:p>
+    <w:p>
+      <w:pPr>
+        <w:spacing w:after="0" w:line="240" w:lineRule="auto"/>
+        <w:jc w:val="both"/>
+        <w:rPr/>
+        <w:tabs>
+          <w:tab w:val="left" w:pos="3020"/>
+        </w:tabs>
+      </w:pPr>
+      <w:r>
+        <w:rPr>
+          <w:rtl w:val="0"/>
+        </w:rPr>
+        <w:t>Interface</w:t>
+        <w:tab/>
+        <w:t>: {interface}</w:t>
+      </w:r>
+    </w:p>
+    <w:p>
+      <w:pPr>
+        <w:spacing w:after="0" w:line="240" w:lineRule="auto"/>
+        <w:jc w:val="both"/>
+        <w:rPr/>
+        <w:tabs>
+          <w:tab w:val="left" w:pos="3020"/>
+        </w:tabs>
+      </w:pPr>
+      <w:r>
+        <w:rPr>
+          <w:rtl w:val="0"/>
+        </w:rPr>
+        <w:t>Bandwidth</w:t>
+        <w:tab/>
+        <w:t>: {bandwidth}</w:t>
+      </w:r>
+    </w:p>
+    <w:p>
+      <w:pPr>
+        <w:spacing w:after="0" w:line="240" w:lineRule="auto"/>
+        <w:ind w:left="2127" w:hanging="2127"/>
+        <w:jc w:val="both"/>
+        <w:rPr/>
+        <w:tabs>
+          <w:tab w:val="left" w:pos="3020"/>
+        </w:tabs>
+      </w:pPr>
+      <w:r>
+        <w:rPr>
+          <w:rtl w:val="0"/>
+        </w:rPr>
+        <w:t>Originating</w:t>
+        <w:tab/>
+        <w:t>: {originating}</w:t>
+      </w:r>
+    </w:p>
+    <w:p>
+      <w:pPr>
+        <w:spacing w:after="0" w:line="240" w:lineRule="auto"/>
+        <w:ind w:left="2127" w:right="-755" w:hanging="2127"/>
+        <w:rPr/>
+        <w:tabs>
+          <w:tab w:val="left" w:pos="3020"/>
+        </w:tabs>
+      </w:pPr>
+      <w:r>
+        <w:rPr>
+          <w:rtl w:val="0"/>
+        </w:rPr>
+        <w:t>Terminating</w:t>
+        <w:tab/>
+        <w:t>: {terminating}</w:t>
+      </w:r>
+    </w:p>
+    <w:p>
+      <w:pPr>
+        <w:spacing w:after="0" w:line="240" w:lineRule="auto"/>
+        <w:ind w:left="2127" w:right="-755" w:hanging="2127"/>
+        <w:rPr/>
+        <w:tabs>
+          <w:tab w:val="left" w:pos="3020"/>
+        </w:tabs>
+      </w:pPr>
+      <w:r>
+        <w:rPr>
+          <w:rtl w:val="0"/>
+        </w:rPr>
+        <w:t>No PA</w:t>
+        <w:tab/>
+        <w:t>: {noPA}</w:t>
+      </w:r>
+    </w:p>
+    <w:p>
+      <w:pPr>
+        <w:spacing w:after="0" w:line="240" w:lineRule="auto"/>
+        <w:ind w:left="2127" w:right="-755" w:hanging="2127"/>
+        <w:rPr/>
+      </w:pPr>
+      <w:r>
+        <w:rPr>
+          <w:rtl w:val="0"/>
+        </w:rPr>
+      </w:r>
+    </w:p>
+    <w:p>
+      <w:pPr>
+        <w:spacing w:after="0" w:line="240" w:lineRule="auto"/>
+        <w:ind w:left="2127" w:hanging="2127"/>
+        <w:jc w:val="both"/>
+        <w:rPr/>
+        <w:tabs>
+          <w:tab w:val="left" w:pos="3020"/>
+        </w:tabs>
+      </w:pPr>
+      <w:r>
+        <w:rPr>
+          <w:rtl w:val="0"/>
+        </w:rPr>
+        <w:t>Nama Pelanggan</w:t>
+        <w:tab/>
+        <w:t>: {namaPelanggan}</w:t>
+      </w:r>
+    </w:p>
+    <w:p>
+      <w:pPr>
+        <w:tabs>
+          <w:tab w:val="left" w:leader="none" w:pos="3020"/>
+        </w:tabs>
+        <w:spacing w:after="0" w:line="240" w:lineRule="auto"/>
+        <w:ind w:left="2268" w:right="-755" w:firstLine="0"/>
+        <w:rPr/>
+      </w:pPr>
+      <w:r>
+        <w:rPr>
+          <w:rtl w:val="0"/>
+        </w:rPr>
+      </w:r>
+    </w:p>
+    <w:p>
+      <w:pPr>
+        <w:spacing w:after="0" w:line="240" w:lineRule="auto"/>
+        <w:jc w:val="both"/>
+        <w:rPr/>
+        <w:tabs>
+          <w:tab w:val="left" w:pos="3020"/>
+          <w:tab w:val="left" w:pos="6096"/>
+        </w:tabs>
+      </w:pPr>
+      <w:r>
+        <w:rPr>
+          <w:rtl w:val="0"/>
+        </w:rPr>
+        <w:t>Nama Perangkat</w:t>
+        <w:tab/>
+        <w:t>: {namaPerangkat}</w:t>
+        <w:tab/>
+        <w:t>SN: {snPerangkat}</w:t>
+      </w:r>
+    </w:p>
+    <w:p>
+      <w:pPr>
+        <w:spacing w:after="0" w:line="240" w:lineRule="auto"/>
+        <w:jc w:val="both"/>
+        <w:rPr/>
+        <w:tabs>
+          <w:tab w:val="left" w:pos="3020"/>
+        </w:tabs>
+      </w:pPr>
+      <w:r>
+        <w:rPr>
+          <w:rtl w:val="0"/>
+        </w:rPr>
+        <w:t>Alamat/Lokasi POP</w:t>
+        <w:tab/>
+        <w:t>: {alamatPOP}</w:t>
+      </w:r>
+    </w:p>
+    <w:p>
+      <w:pPr>
+        <w:spacing w:after="0" w:line="240" w:lineRule="auto"/>
+        <w:jc w:val="both"/>
+        <w:rPr/>
+        <w:tabs>
+          <w:tab w:val="left" w:pos="3020"/>
+        </w:tabs>
+      </w:pPr>
+      <w:r>
+        <w:rPr>
+          <w:rtl w:val="0"/>
+        </w:rPr>
+        <w:t>Koordinat POP</w:t>
+        <w:tab/>
+        <w:t>: {koordinatPOP}</w:t>
+      </w:r>
+    </w:p>
+    <w:p>
+      <w:pPr>
+        <w:spacing w:after="0" w:line="240" w:lineRule="auto"/>
+        <w:jc w:val="both"/>
+        <w:rPr/>
+        <w:tabs>
+          <w:tab w:val="left" w:pos="3020"/>
+          <w:tab w:val="left" w:pos="6096"/>
+        </w:tabs>
+      </w:pPr>
+      <w:r>
+        <w:rPr>
+          <w:rtl w:val="0"/>
+        </w:rPr>
+        <w:t>Nama Perangkat POP</w:t>
+        <w:tab/>
+        <w:t>: {namaPerangkatPOP}</w:t>
+        <w:tab/>
+        <w:t>SN: {snPOP}</w:t>
+      </w:r>
+    </w:p>
+    <w:p>
+      <w:pPr>
+        <w:spacing w:after="0" w:line="240" w:lineRule="auto"/>
+        <w:jc w:val="both"/>
+        <w:rPr/>
+        <w:tabs>
+          <w:tab w:val="left" w:pos="3020"/>
+        </w:tabs>
+      </w:pPr>
+      <w:r>
+        <w:rPr>
+          <w:rtl w:val="0"/>
+        </w:rPr>
+        <w:t>Kanal/Port</w:t>
+        <w:tab/>
+        <w:t>: {kanalPort}</w:t>
+      </w:r>
+    </w:p>
+    <w:p>
+      <w:pPr>
+        <w:spacing w:after="0" w:line="240" w:lineRule="auto"/>
+        <w:jc w:val="both"/>
+        <w:rPr/>
+        <w:tabs>
+          <w:tab w:val="left" w:pos="3020"/>
+        </w:tabs>
+      </w:pPr>
+      <w:r>
+        <w:rPr>
+          <w:rtl w:val="0"/>
+        </w:rPr>
+        <w:t>Jarak OTDR</w:t>
+        <w:tab/>
+        <w:t>: {jarakOTDR}</w:t>
+      </w:r>
+    </w:p>
+    <w:p>
+      <w:pPr>
+        <w:tabs>
+          <w:tab w:val="left" w:leader="none" w:pos="3020"/>
+        </w:tabs>
+        <w:spacing w:after="0" w:line="240" w:lineRule="auto"/>
+        <w:jc w:val="both"/>
+        <w:rPr/>
+      </w:pPr>
+      <w:r>
+        <w:rPr>
+          <w:rtl w:val="0"/>
+        </w:rPr>
+      </w:r>
+    </w:p>
+    <w:p>
+      <w:pPr>
+        <w:tabs>
+          <w:tab w:val="left" w:leader="none" w:pos="3020"/>
+        </w:tabs>
+        <w:spacing w:after="0" w:line="240" w:lineRule="auto"/>
+        <w:jc w:val="both"/>
         <w:rPr>
           <w:b w:val="1"/>
           <w:bCs w:val="1"/>
-          <w:rtl w:val="0"/>
-        </w:rPr>
-      </w:r>
-      <w:r>
-        <w:rPr>
-          <w:rtl w:val="0"/>
-        </w:rPr>
-      </w:r>
+        </w:rPr>
+      </w:pPr>
       <w:r>
         <w:rPr>
           <w:b w:val="1"/>
           <w:bCs w:val="1"/>
           <w:rtl w:val="0"/>
         </w:rPr>
-      </w:r>
-      <w:r>
-        <w:rPr>
-          <w:rtl w:val="0"/>
-        </w:rPr>
-      </w:r>
-      <w:r>
-        <w:rPr>
-          <w:b w:val="1"/>
-          <w:bCs w:val="1"/>
-          <w:rtl w:val="0"/>
-        </w:rPr>
-      </w:r>
-      <w:r>
-        <w:rPr>
-          <w:rtl w:val="0"/>
-        </w:rPr>
-      </w:r>
-      <w:r>
-        <w:rPr>
-          <w:b w:val="1"/>
-          <w:bCs w:val="1"/>
-          <w:rtl w:val="0"/>
-        </w:rPr>
-      </w:r>
-      <w:r>
-        <w:rPr>
-          <w:rtl w:val="0"/>
-        </w:rPr>
-      </w:r>
-      <w:r>
-        <w:rPr>
-          <w:b w:val="1"/>
-          <w:bCs w:val="1"/>
-          <w:rtl w:val="0"/>
-        </w:rPr>
-      </w:r>
-      <w:r>
-        <w:rPr>
-          <w:rtl w:val="0"/>
-        </w:rPr>
-      </w:r>
-    </w:p>
-    <w:p>
-      <w:pPr>
-        <w:spacing w:after="0" w:line="240" w:lineRule="auto"/>
-        <w:jc w:val="both"/>
-        <w:rPr/>
-      </w:pPr>
-      <w:r>
-        <w:rPr>
-          <w:rtl w:val="0"/>
-        </w:rPr>
-      </w:r>
-    </w:p>
-    <w:p>
-      <w:pPr>
-        <w:spacing w:after="0" w:line="240" w:lineRule="auto"/>
-        <w:jc w:val="both"/>
-        <w:rPr/>
-        <w:tabs>
-          <w:tab w:val="left" w:pos="2880"/>
-        </w:tabs>
-      </w:pPr>
-      <w:r>
-        <w:rPr>
-          <w:rtl w:val="0"/>
-        </w:rPr>
-        <w:t xml:space="preserve">Nama Layanan </w:t>
-        <w:tab/>
-        <w:t>: {namaLayanan}</w:t>
-      </w:r>
-    </w:p>
-    <w:p>
-      <w:pPr>
-        <w:spacing w:after="0" w:line="240" w:lineRule="auto"/>
-        <w:jc w:val="both"/>
-        <w:rPr/>
-        <w:tabs>
-          <w:tab w:val="left" w:pos="2880"/>
-        </w:tabs>
-      </w:pPr>
-      <w:r>
-        <w:rPr>
-          <w:rtl w:val="0"/>
-        </w:rPr>
-        <w:t>Service ID</w:t>
-        <w:tab/>
-        <w:t>: {serviceId}</w:t>
-      </w:r>
-    </w:p>
-    <w:p>
-      <w:pPr>
-        <w:spacing w:after="0" w:line="240" w:lineRule="auto"/>
-        <w:jc w:val="both"/>
-        <w:rPr/>
-        <w:tabs>
-          <w:tab w:val="left" w:pos="2880"/>
-        </w:tabs>
-      </w:pPr>
-      <w:r>
-        <w:rPr>
-          <w:rtl w:val="0"/>
-        </w:rPr>
-        <w:t>Interface</w:t>
-        <w:tab/>
-        <w:t>: {interface}</w:t>
-      </w:r>
-    </w:p>
-    <w:p>
-      <w:pPr>
-        <w:spacing w:after="0" w:line="240" w:lineRule="auto"/>
-        <w:jc w:val="both"/>
-        <w:rPr/>
-        <w:tabs>
-          <w:tab w:val="left" w:pos="2880"/>
-        </w:tabs>
-      </w:pPr>
-      <w:r>
-        <w:rPr>
-          <w:rtl w:val="0"/>
-        </w:rPr>
-        <w:t>Bandwidth</w:t>
-        <w:tab/>
-        <w:t>: {bandwidth}</w:t>
-      </w:r>
-    </w:p>
-    <w:p>
-      <w:pPr>
-        <w:spacing w:after="0" w:line="240" w:lineRule="auto"/>
-        <w:ind w:left="2127" w:hanging="2127"/>
-        <w:jc w:val="both"/>
-        <w:rPr/>
-        <w:tabs>
-          <w:tab w:val="left" w:pos="2880"/>
-        </w:tabs>
-      </w:pPr>
-      <w:r>
-        <w:rPr>
-          <w:rtl w:val="0"/>
-        </w:rPr>
-        <w:t>Originating</w:t>
-        <w:tab/>
-        <w:t>: {originating}</w:t>
-      </w:r>
-    </w:p>
-    <w:p>
-      <w:pPr>
-        <w:spacing w:after="0" w:line="240" w:lineRule="auto"/>
-        <w:ind w:left="2127" w:right="-755" w:hanging="2127"/>
-        <w:rPr/>
-        <w:tabs>
-          <w:tab w:val="left" w:pos="2880"/>
-        </w:tabs>
-      </w:pPr>
-      <w:r>
-        <w:rPr>
-          <w:rtl w:val="0"/>
-        </w:rPr>
-        <w:t>Terminating</w:t>
-        <w:tab/>
-        <w:t>: {terminating}</w:t>
-      </w:r>
-    </w:p>
-    <w:p>
-      <w:pPr>
-        <w:spacing w:after="0" w:line="240" w:lineRule="auto"/>
-        <w:ind w:left="2127" w:right="-755" w:hanging="2127"/>
-        <w:rPr/>
-        <w:tabs>
-          <w:tab w:val="left" w:pos="2880"/>
-        </w:tabs>
-      </w:pPr>
-      <w:r>
-        <w:rPr>
-          <w:rtl w:val="0"/>
-        </w:rPr>
-        <w:t>No PA</w:t>
-        <w:tab/>
-        <w:t>: {noPA}</w:t>
-      </w:r>
-    </w:p>
-    <w:p>
-      <w:pPr>
-        <w:spacing w:after="0" w:line="240" w:lineRule="auto"/>
-        <w:ind w:left="2127" w:right="-755" w:hanging="2127"/>
-        <w:rPr/>
-      </w:pPr>
-      <w:r>
-        <w:rPr>
-          <w:rtl w:val="0"/>
-        </w:rPr>
-      </w:r>
-    </w:p>
-    <w:p>
-      <w:pPr>
-        <w:spacing w:after="0" w:line="240" w:lineRule="auto"/>
-        <w:ind w:left="2127" w:hanging="2127"/>
-        <w:jc w:val="both"/>
-        <w:rPr/>
-        <w:tabs>
-          <w:tab w:val="left" w:pos="2880"/>
-        </w:tabs>
-      </w:pPr>
-      <w:r>
-        <w:rPr>
-          <w:rtl w:val="0"/>
-        </w:rPr>
-        <w:t>Nama Pelanggan</w:t>
-        <w:tab/>
-        <w:t>: {namaPelanggan}</w:t>
-      </w:r>
-    </w:p>
-    <w:p>
-      <w:pPr>
-        <w:tabs>
-          <w:tab w:val="left" w:leader="none" w:pos="2880"/>
-        </w:tabs>
-        <w:spacing w:after="0" w:line="240" w:lineRule="auto"/>
-        <w:ind w:left="2268" w:right="-755" w:firstLine="0"/>
-        <w:rPr/>
-      </w:pPr>
-      <w:r>
-        <w:rPr>
-          <w:rtl w:val="0"/>
-        </w:rPr>
-      </w:r>
-    </w:p>
-    <w:p>
-      <w:pPr>
-        <w:spacing w:after="0" w:line="240" w:lineRule="auto"/>
-        <w:jc w:val="both"/>
-        <w:rPr/>
-        <w:tabs>
-          <w:tab w:val="left" w:pos="2880"/>
-        </w:tabs>
-      </w:pPr>
-      <w:r>
-        <w:rPr>
-          <w:rtl w:val="0"/>
-        </w:rPr>
-        <w:t>Nama Perangkat</w:t>
-        <w:tab/>
-        <w:t>: {namaPerangkat}</w:t>
-        <w:tab/>
-        <w:t>SN: {snPerangkat}</w:t>
-      </w:r>
-    </w:p>
-    <w:p>
-      <w:pPr>
-        <w:spacing w:after="0" w:line="240" w:lineRule="auto"/>
-        <w:jc w:val="both"/>
-        <w:rPr/>
-        <w:tabs>
-          <w:tab w:val="left" w:pos="2880"/>
-        </w:tabs>
-      </w:pPr>
-      <w:r>
-        <w:rPr>
-          <w:rtl w:val="0"/>
-        </w:rPr>
-        <w:t>Alamat/Lokasi POP</w:t>
-        <w:tab/>
-        <w:t>: {alamatPOP}</w:t>
-      </w:r>
-    </w:p>
-    <w:p>
-      <w:pPr>
-        <w:spacing w:after="0" w:line="240" w:lineRule="auto"/>
-        <w:jc w:val="both"/>
-        <w:rPr/>
-        <w:tabs>
-          <w:tab w:val="left" w:pos="2880"/>
-        </w:tabs>
-      </w:pPr>
-      <w:r>
-        <w:rPr>
-          <w:rtl w:val="0"/>
-        </w:rPr>
-        <w:t>Koordinat POP</w:t>
-        <w:tab/>
-        <w:t>: {koordinatPOP}</w:t>
-      </w:r>
-    </w:p>
-    <w:p>
-      <w:pPr>
-        <w:spacing w:after="0" w:line="240" w:lineRule="auto"/>
-        <w:jc w:val="both"/>
-        <w:rPr/>
-        <w:tabs>
-          <w:tab w:val="left" w:pos="2880"/>
-        </w:tabs>
-      </w:pPr>
-      <w:r>
-        <w:rPr>
-          <w:rtl w:val="0"/>
-        </w:rPr>
-        <w:t>Nama Perangkat POP</w:t>
-        <w:tab/>
-        <w:t>: {namaPerangkatPOP}</w:t>
-        <w:tab/>
-        <w:t>SN: {snPOP}</w:t>
-      </w:r>
-    </w:p>
-    <w:p>
-      <w:pPr>
-        <w:spacing w:after="0" w:line="240" w:lineRule="auto"/>
-        <w:jc w:val="both"/>
-        <w:rPr/>
-        <w:tabs>
-          <w:tab w:val="left" w:pos="2880"/>
-        </w:tabs>
-      </w:pPr>
-      <w:r>
-        <w:rPr>
-          <w:rtl w:val="0"/>
-        </w:rPr>
-        <w:t>Kanal/Port</w:t>
-        <w:tab/>
-        <w:t>: {kanalPort}</w:t>
-      </w:r>
-    </w:p>
-    <w:p>
-      <w:pPr>
-        <w:spacing w:after="0" w:line="240" w:lineRule="auto"/>
-        <w:jc w:val="both"/>
-        <w:rPr/>
-        <w:tabs>
-          <w:tab w:val="left" w:pos="2880"/>
-        </w:tabs>
-      </w:pPr>
-      <w:r>
-        <w:rPr>
-          <w:rtl w:val="0"/>
-        </w:rPr>
-        <w:t>Jarak OTDR</w:t>
-        <w:tab/>
-        <w:t>: {jarakOTDR}</w:t>
-      </w:r>
-    </w:p>
-    <w:p>
-      <w:pPr>
-        <w:tabs>
-          <w:tab w:val="left" w:leader="none" w:pos="2880"/>
-        </w:tabs>
-        <w:spacing w:after="0" w:line="240" w:lineRule="auto"/>
-        <w:jc w:val="both"/>
-        <w:rPr/>
-      </w:pPr>
-      <w:r>
-        <w:rPr>
-          <w:rtl w:val="0"/>
-        </w:rPr>
-      </w:r>
-    </w:p>
-    <w:p>
-      <w:pPr>
-        <w:tabs>
-          <w:tab w:val="left" w:leader="none" w:pos="2880"/>
-        </w:tabs>
-        <w:spacing w:after="0" w:line="240" w:lineRule="auto"/>
-        <w:jc w:val="both"/>
-        <w:rPr>
-          <w:b w:val="1"/>
-          <w:bCs w:val="1"/>
-        </w:rPr>
-      </w:pPr>
-      <w:r>
-        <w:rPr>
-          <w:b w:val="1"/>
-          <w:bCs w:val="1"/>
-          <w:rtl w:val="0"/>
-        </w:rPr>
         <w:t xml:space="preserve">Yang Diwakili oleh Pelanggan</w:t>
       </w:r>
     </w:p>
@@ -431,7 +444,7 @@
         <w:jc w:val="both"/>
         <w:rPr/>
         <w:tabs>
-          <w:tab w:val="left" w:pos="2880"/>
+          <w:tab w:val="left" w:pos="3020"/>
         </w:tabs>
       </w:pPr>
       <w:r>
@@ -449,7 +462,7 @@
         <w:jc w:val="both"/>
         <w:rPr/>
         <w:tabs>
-          <w:tab w:val="left" w:pos="2880"/>
+          <w:tab w:val="left" w:pos="3020"/>
         </w:tabs>
       </w:pPr>
       <w:r>
@@ -467,7 +480,7 @@
         <w:jc w:val="both"/>
         <w:rPr/>
         <w:tabs>
-          <w:tab w:val="left" w:pos="2880"/>
+          <w:tab w:val="left" w:pos="3020"/>
         </w:tabs>
       </w:pPr>
       <w:r>
@@ -482,7 +495,7 @@
     <w:p>
       <w:pPr>
         <w:tabs>
-          <w:tab w:val="left" w:leader="none" w:pos="2880"/>
+          <w:tab w:val="left" w:leader="none" w:pos="3020"/>
         </w:tabs>
         <w:spacing w:after="0" w:line="240" w:lineRule="auto"/>
         <w:jc w:val="both"/>
@@ -637,6 +650,7 @@
             </w:pPr>
             <w:r>
               <w:rPr>
+                <w:b/>
                 <w:rtl w:val="0"/>
               </w:rPr>
               <w:t>{instansiPelanggan}</w:t>
@@ -691,6 +705,14 @@
                 <w:rtl w:val="0"/>
               </w:rPr>
             </w:r>
+            <w:r>
+              <w:t>{%ttd2}</w:t>
+            </w:r>
+          </w:p>
+          <w:p>
+            <w:r>
+              <w:t>{%stempel2}</w:t>
+            </w:r>
           </w:p>
         </w:tc>
         <w:tc>
@@ -725,6 +747,7 @@
           <w:tcPr>
             <w:vAlign w:val="center"/>
           </w:tcPr>
+          <w:p/>
           <w:p>
             <w:pPr>
               <w:jc w:val="center"/>

--- a/templates/docx/BAI.docx
+++ b/templates/docx/BAI.docx
@@ -121,7 +121,7 @@
         <w:jc w:val="both"/>
         <w:rPr/>
         <w:tabs>
-          <w:tab w:val="left" w:pos="3020"/>
+          <w:tab w:val="left" w:pos="2880"/>
         </w:tabs>
       </w:pPr>
       <w:r>
@@ -139,7 +139,7 @@
         <w:jc w:val="both"/>
         <w:rPr/>
         <w:tabs>
-          <w:tab w:val="left" w:pos="3020"/>
+          <w:tab w:val="left" w:pos="2880"/>
         </w:tabs>
       </w:pPr>
       <w:r>
@@ -157,7 +157,7 @@
         <w:jc w:val="both"/>
         <w:rPr/>
         <w:tabs>
-          <w:tab w:val="left" w:pos="3020"/>
+          <w:tab w:val="left" w:pos="2880"/>
         </w:tabs>
       </w:pPr>
       <w:r>
@@ -175,7 +175,7 @@
         <w:jc w:val="both"/>
         <w:rPr/>
         <w:tabs>
-          <w:tab w:val="left" w:pos="3020"/>
+          <w:tab w:val="left" w:pos="2880"/>
         </w:tabs>
       </w:pPr>
       <w:r>
@@ -190,11 +190,10 @@
     <w:p>
       <w:pPr>
         <w:spacing w:after="0" w:line="240" w:lineRule="auto"/>
-        <w:ind w:left="2127" w:hanging="2127"/>
-        <w:jc w:val="both"/>
-        <w:rPr/>
-        <w:tabs>
-          <w:tab w:val="left" w:pos="3020"/>
+        <w:jc w:val="both"/>
+        <w:rPr/>
+        <w:tabs>
+          <w:tab w:val="left" w:pos="2880"/>
         </w:tabs>
       </w:pPr>
       <w:r>
@@ -209,59 +208,56 @@
     <w:p>
       <w:pPr>
         <w:spacing w:after="0" w:line="240" w:lineRule="auto"/>
+        <w:rPr/>
+        <w:tabs>
+          <w:tab w:val="left" w:pos="2880"/>
+        </w:tabs>
+      </w:pPr>
+      <w:r>
+        <w:rPr>
+          <w:rtl w:val="0"/>
+        </w:rPr>
+        <w:t>Terminating</w:t>
+        <w:tab/>
+        <w:t>: {terminating}</w:t>
+      </w:r>
+    </w:p>
+    <w:p>
+      <w:pPr>
+        <w:spacing w:after="0" w:line="240" w:lineRule="auto"/>
+        <w:rPr/>
+        <w:tabs>
+          <w:tab w:val="left" w:pos="2880"/>
+        </w:tabs>
+      </w:pPr>
+      <w:r>
+        <w:rPr>
+          <w:rtl w:val="0"/>
+        </w:rPr>
+        <w:t>No PA</w:t>
+        <w:tab/>
+        <w:t>: {noPA}</w:t>
+      </w:r>
+    </w:p>
+    <w:p>
+      <w:pPr>
+        <w:spacing w:after="0" w:line="240" w:lineRule="auto"/>
         <w:ind w:left="2127" w:right="-755" w:hanging="2127"/>
         <w:rPr/>
-        <w:tabs>
-          <w:tab w:val="left" w:pos="3020"/>
-        </w:tabs>
-      </w:pPr>
-      <w:r>
-        <w:rPr>
-          <w:rtl w:val="0"/>
-        </w:rPr>
-        <w:t>Terminating</w:t>
-        <w:tab/>
-        <w:t>: {terminating}</w:t>
-      </w:r>
-    </w:p>
-    <w:p>
-      <w:pPr>
-        <w:spacing w:after="0" w:line="240" w:lineRule="auto"/>
-        <w:ind w:left="2127" w:right="-755" w:hanging="2127"/>
-        <w:rPr/>
-        <w:tabs>
-          <w:tab w:val="left" w:pos="3020"/>
-        </w:tabs>
-      </w:pPr>
-      <w:r>
-        <w:rPr>
-          <w:rtl w:val="0"/>
-        </w:rPr>
-        <w:t>No PA</w:t>
-        <w:tab/>
-        <w:t>: {noPA}</w:t>
-      </w:r>
-    </w:p>
-    <w:p>
-      <w:pPr>
-        <w:spacing w:after="0" w:line="240" w:lineRule="auto"/>
-        <w:ind w:left="2127" w:right="-755" w:hanging="2127"/>
-        <w:rPr/>
-      </w:pPr>
-      <w:r>
-        <w:rPr>
-          <w:rtl w:val="0"/>
-        </w:rPr>
-      </w:r>
-    </w:p>
-    <w:p>
-      <w:pPr>
-        <w:spacing w:after="0" w:line="240" w:lineRule="auto"/>
-        <w:ind w:left="2127" w:hanging="2127"/>
-        <w:jc w:val="both"/>
-        <w:rPr/>
-        <w:tabs>
-          <w:tab w:val="left" w:pos="3020"/>
+      </w:pPr>
+      <w:r>
+        <w:rPr>
+          <w:rtl w:val="0"/>
+        </w:rPr>
+      </w:r>
+    </w:p>
+    <w:p>
+      <w:pPr>
+        <w:spacing w:after="0" w:line="240" w:lineRule="auto"/>
+        <w:jc w:val="both"/>
+        <w:rPr/>
+        <w:tabs>
+          <w:tab w:val="left" w:pos="2880"/>
         </w:tabs>
       </w:pPr>
       <w:r>
@@ -294,8 +290,8 @@
         <w:jc w:val="both"/>
         <w:rPr/>
         <w:tabs>
-          <w:tab w:val="left" w:pos="3020"/>
-          <w:tab w:val="left" w:pos="6096"/>
+          <w:tab w:val="left" w:pos="2880"/>
+          <w:tab w:val="left" w:pos="5760"/>
         </w:tabs>
       </w:pPr>
       <w:r>
@@ -315,7 +311,7 @@
         <w:jc w:val="both"/>
         <w:rPr/>
         <w:tabs>
-          <w:tab w:val="left" w:pos="3020"/>
+          <w:tab w:val="left" w:pos="2880"/>
         </w:tabs>
       </w:pPr>
       <w:r>
@@ -333,7 +329,7 @@
         <w:jc w:val="both"/>
         <w:rPr/>
         <w:tabs>
-          <w:tab w:val="left" w:pos="3020"/>
+          <w:tab w:val="left" w:pos="2880"/>
         </w:tabs>
       </w:pPr>
       <w:r>
@@ -351,8 +347,8 @@
         <w:jc w:val="both"/>
         <w:rPr/>
         <w:tabs>
-          <w:tab w:val="left" w:pos="3020"/>
-          <w:tab w:val="left" w:pos="6096"/>
+          <w:tab w:val="left" w:pos="2880"/>
+          <w:tab w:val="left" w:pos="5760"/>
         </w:tabs>
       </w:pPr>
       <w:r>
@@ -372,7 +368,7 @@
         <w:jc w:val="both"/>
         <w:rPr/>
         <w:tabs>
-          <w:tab w:val="left" w:pos="3020"/>
+          <w:tab w:val="left" w:pos="2880"/>
         </w:tabs>
       </w:pPr>
       <w:r>
@@ -390,7 +386,7 @@
         <w:jc w:val="both"/>
         <w:rPr/>
         <w:tabs>
-          <w:tab w:val="left" w:pos="3020"/>
+          <w:tab w:val="left" w:pos="2880"/>
         </w:tabs>
       </w:pPr>
       <w:r>
@@ -444,7 +440,7 @@
         <w:jc w:val="both"/>
         <w:rPr/>
         <w:tabs>
-          <w:tab w:val="left" w:pos="3020"/>
+          <w:tab w:val="left" w:pos="2880"/>
         </w:tabs>
       </w:pPr>
       <w:r>
@@ -462,7 +458,7 @@
         <w:jc w:val="both"/>
         <w:rPr/>
         <w:tabs>
-          <w:tab w:val="left" w:pos="3020"/>
+          <w:tab w:val="left" w:pos="2880"/>
         </w:tabs>
       </w:pPr>
       <w:r>
@@ -480,7 +476,7 @@
         <w:jc w:val="both"/>
         <w:rPr/>
         <w:tabs>
-          <w:tab w:val="left" w:pos="3020"/>
+          <w:tab w:val="left" w:pos="2880"/>
         </w:tabs>
       </w:pPr>
       <w:r>
@@ -494,12 +490,12 @@
     </w:p>
     <w:p>
       <w:pPr>
-        <w:tabs>
-          <w:tab w:val="left" w:leader="none" w:pos="3020"/>
-        </w:tabs>
-        <w:spacing w:after="0" w:line="240" w:lineRule="auto"/>
-        <w:jc w:val="both"/>
-        <w:rPr/>
+        <w:spacing w:after="0" w:line="240" w:lineRule="auto"/>
+        <w:jc w:val="both"/>
+        <w:rPr/>
+        <w:tabs>
+          <w:tab w:val="left" w:pos="2880"/>
+        </w:tabs>
       </w:pPr>
       <w:r>
         <w:rPr>

--- a/templates/docx/BAI.docx
+++ b/templates/docx/BAI.docx
@@ -192,6 +192,7 @@
         <w:spacing w:after="0" w:line="240" w:lineRule="auto"/>
         <w:jc w:val="both"/>
         <w:rPr/>
+        <w:ind w:left="2880" w:hanging="2880"/>
         <w:tabs>
           <w:tab w:val="left" w:pos="2880"/>
         </w:tabs>
@@ -209,6 +210,7 @@
       <w:pPr>
         <w:spacing w:after="0" w:line="240" w:lineRule="auto"/>
         <w:rPr/>
+        <w:ind w:left="2880" w:hanging="2880"/>
         <w:tabs>
           <w:tab w:val="left" w:pos="2880"/>
         </w:tabs>
@@ -267,6 +269,24 @@
         <w:t>Nama Pelanggan</w:t>
         <w:tab/>
         <w:t>: {namaPelanggan}</w:t>
+      </w:r>
+    </w:p>
+    <w:p>
+      <w:pPr>
+        <w:spacing w:after="0" w:line="240" w:lineRule="auto"/>
+        <w:rPr/>
+        <w:ind w:left="2880" w:hanging="2880"/>
+        <w:tabs>
+          <w:tab w:val="left" w:pos="2880"/>
+        </w:tabs>
+      </w:pPr>
+      <w:r>
+        <w:rPr>
+          <w:rtl w:val="0"/>
+        </w:rPr>
+        <w:t>Terminating</w:t>
+        <w:tab/>
+        <w:t>: {terminating}</w:t>
       </w:r>
     </w:p>
     <w:p>

--- a/templates/docx/BAI.docx
+++ b/templates/docx/BAI.docx
@@ -118,6 +118,7 @@
     <w:p>
       <w:pPr>
         <w:spacing w:after="0" w:line="240" w:lineRule="auto"/>
+        <w:ind w:left="2880" w:hanging="2880"/>
         <w:jc w:val="both"/>
         <w:rPr/>
         <w:tabs>
@@ -136,6 +137,7 @@
     <w:p>
       <w:pPr>
         <w:spacing w:after="0" w:line="240" w:lineRule="auto"/>
+        <w:ind w:left="2880" w:hanging="2880"/>
         <w:jc w:val="both"/>
         <w:rPr/>
         <w:tabs>
@@ -154,6 +156,7 @@
     <w:p>
       <w:pPr>
         <w:spacing w:after="0" w:line="240" w:lineRule="auto"/>
+        <w:ind w:left="2880" w:hanging="2880"/>
         <w:jc w:val="both"/>
         <w:rPr/>
         <w:tabs>
@@ -172,6 +175,7 @@
     <w:p>
       <w:pPr>
         <w:spacing w:after="0" w:line="240" w:lineRule="auto"/>
+        <w:ind w:left="2880" w:hanging="2880"/>
         <w:jc w:val="both"/>
         <w:rPr/>
         <w:tabs>
@@ -227,6 +231,7 @@
     <w:p>
       <w:pPr>
         <w:spacing w:after="0" w:line="240" w:lineRule="auto"/>
+        <w:ind w:left="2880" w:hanging="2880"/>
         <w:rPr/>
         <w:tabs>
           <w:tab w:val="left" w:pos="2880"/>
@@ -256,6 +261,7 @@
     <w:p>
       <w:pPr>
         <w:spacing w:after="0" w:line="240" w:lineRule="auto"/>
+        <w:ind w:left="2880" w:hanging="2880"/>
         <w:jc w:val="both"/>
         <w:rPr/>
         <w:tabs>
@@ -307,6 +313,7 @@
     <w:p>
       <w:pPr>
         <w:spacing w:after="0" w:line="240" w:lineRule="auto"/>
+        <w:ind w:left="2880" w:hanging="2880"/>
         <w:jc w:val="both"/>
         <w:rPr/>
         <w:tabs>
@@ -328,6 +335,7 @@
     <w:p>
       <w:pPr>
         <w:spacing w:after="0" w:line="240" w:lineRule="auto"/>
+        <w:ind w:left="2880" w:hanging="2880"/>
         <w:jc w:val="both"/>
         <w:rPr/>
         <w:tabs>
@@ -346,6 +354,7 @@
     <w:p>
       <w:pPr>
         <w:spacing w:after="0" w:line="240" w:lineRule="auto"/>
+        <w:ind w:left="2880" w:hanging="2880"/>
         <w:jc w:val="both"/>
         <w:rPr/>
         <w:tabs>
@@ -364,6 +373,7 @@
     <w:p>
       <w:pPr>
         <w:spacing w:after="0" w:line="240" w:lineRule="auto"/>
+        <w:ind w:left="2880" w:hanging="2880"/>
         <w:jc w:val="both"/>
         <w:rPr/>
         <w:tabs>
@@ -385,6 +395,7 @@
     <w:p>
       <w:pPr>
         <w:spacing w:after="0" w:line="240" w:lineRule="auto"/>
+        <w:ind w:left="2880" w:hanging="2880"/>
         <w:jc w:val="both"/>
         <w:rPr/>
         <w:tabs>
@@ -403,6 +414,7 @@
     <w:p>
       <w:pPr>
         <w:spacing w:after="0" w:line="240" w:lineRule="auto"/>
+        <w:ind w:left="2880" w:hanging="2880"/>
         <w:jc w:val="both"/>
         <w:rPr/>
         <w:tabs>
@@ -457,6 +469,7 @@
     <w:p>
       <w:pPr>
         <w:spacing w:after="0" w:line="240" w:lineRule="auto"/>
+        <w:ind w:left="2880" w:hanging="2880"/>
         <w:jc w:val="both"/>
         <w:rPr/>
         <w:tabs>
@@ -475,6 +488,7 @@
     <w:p>
       <w:pPr>
         <w:spacing w:after="0" w:line="240" w:lineRule="auto"/>
+        <w:ind w:left="2880" w:hanging="2880"/>
         <w:jc w:val="both"/>
         <w:rPr/>
         <w:tabs>
@@ -493,6 +507,7 @@
     <w:p>
       <w:pPr>
         <w:spacing w:after="0" w:line="240" w:lineRule="auto"/>
+        <w:ind w:left="2880" w:hanging="2880"/>
         <w:jc w:val="both"/>
         <w:rPr/>
         <w:tabs>
@@ -511,6 +526,7 @@
     <w:p>
       <w:pPr>
         <w:spacing w:after="0" w:line="240" w:lineRule="auto"/>
+        <w:ind w:left="2880" w:hanging="2880"/>
         <w:jc w:val="both"/>
         <w:rPr/>
         <w:tabs>
@@ -763,7 +779,6 @@
           <w:tcPr>
             <w:vAlign w:val="center"/>
           </w:tcPr>
-          <w:p/>
           <w:p>
             <w:pPr>
               <w:jc w:val="center"/>
@@ -790,7 +805,7 @@
               <w:rPr>
                 <w:rtl w:val="0"/>
               </w:rPr>
-              <w:t xml:space="preserve">  ( {namaProjectLeader} )</w:t>
+              <w:t>( {namaProjectLeader} )</w:t>
             </w:r>
           </w:p>
         </w:tc>

--- a/templates/docx/BAI.docx
+++ b/templates/docx/BAI.docx
@@ -86,13 +86,27 @@
           <w:b w:val="0"/>
           <w:rtl w:val="0"/>
         </w:rPr>
-        <w:t xml:space="preserve"> telah dilakukan pekerjaan aktivasi layanan {namaLayanan} yang disewa oleh {namaPelanggan} Dengan hasil </w:t>
+        <w:t xml:space="preserve"> telah dilakukan pekerjaan aktivasi layanan </w:t>
       </w:r>
       <w:r>
         <w:rPr>
           <w:b/>
           <w:rtl w:val="0"/>
         </w:rPr>
+        <w:t>{namaLayanan}</w:t>
+      </w:r>
+      <w:r>
+        <w:rPr>
+          <w:b w:val="0"/>
+          <w:rtl w:val="0"/>
+        </w:rPr>
+        <w:t xml:space="preserve"> yang disewa oleh {disewakanOleh} Dengan hasil </w:t>
+      </w:r>
+      <w:r>
+        <w:rPr>
+          <w:b/>
+          <w:rtl w:val="0"/>
+        </w:rPr>
         <w:t>BAIK</w:t>
       </w:r>
       <w:r>
@@ -131,7 +145,14 @@
         </w:rPr>
         <w:t xml:space="preserve">Nama Layanan </w:t>
         <w:tab/>
-        <w:t>: {namaLayanan}</w:t>
+        <w:t xml:space="preserve">: </w:t>
+      </w:r>
+      <w:r>
+        <w:rPr>
+          <w:b/>
+          <w:rtl w:val="0"/>
+        </w:rPr>
+        <w:t>{namaLayanan}</w:t>
       </w:r>
     </w:p>
     <w:p>
@@ -811,54 +832,6 @@
         </w:tc>
       </w:tr>
     </w:tbl>
-    <w:p>
-      <w:pPr>
-        <w:spacing w:after="0" w:line="240" w:lineRule="auto"/>
-        <w:jc w:val="both"/>
-        <w:rPr/>
-      </w:pPr>
-      <w:r>
-        <w:rPr>
-          <w:rtl w:val="0"/>
-        </w:rPr>
-      </w:r>
-    </w:p>
-    <w:p>
-      <w:pPr>
-        <w:spacing w:after="0" w:line="240" w:lineRule="auto"/>
-        <w:jc w:val="both"/>
-        <w:rPr/>
-      </w:pPr>
-      <w:r>
-        <w:rPr>
-          <w:rtl w:val="0"/>
-        </w:rPr>
-      </w:r>
-    </w:p>
-    <w:p>
-      <w:pPr>
-        <w:spacing w:after="0" w:line="240" w:lineRule="auto"/>
-        <w:jc w:val="both"/>
-        <w:rPr/>
-      </w:pPr>
-      <w:r>
-        <w:rPr>
-          <w:rtl w:val="0"/>
-        </w:rPr>
-      </w:r>
-    </w:p>
-    <w:p>
-      <w:pPr>
-        <w:spacing w:after="0" w:line="240" w:lineRule="auto"/>
-        <w:jc w:val="both"/>
-        <w:rPr/>
-      </w:pPr>
-      <w:r>
-        <w:rPr>
-          <w:rtl w:val="0"/>
-        </w:rPr>
-      </w:r>
-    </w:p>
     <w:sectPr>
       <w:headerReference r:id="rId6" w:type="default"/>
       <w:pgSz w:h="16838" w:w="11906" w:orient="portrait"/>

--- a/templates/docx/BAI.docx
+++ b/templates/docx/BAI.docx
@@ -100,13 +100,27 @@
           <w:b w:val="0"/>
           <w:rtl w:val="0"/>
         </w:rPr>
-        <w:t xml:space="preserve"> yang disewa oleh {disewakanOleh} Dengan hasil </w:t>
+        <w:t xml:space="preserve"> yang disewa oleh </w:t>
       </w:r>
       <w:r>
         <w:rPr>
           <w:b/>
           <w:rtl w:val="0"/>
         </w:rPr>
+        <w:t>{disewakanOleh}</w:t>
+      </w:r>
+      <w:r>
+        <w:rPr>
+          <w:b w:val="0"/>
+          <w:rtl w:val="0"/>
+        </w:rPr>
+        <w:t xml:space="preserve"> Dengan hasil </w:t>
+      </w:r>
+      <w:r>
+        <w:rPr>
+          <w:b/>
+          <w:rtl w:val="0"/>
+        </w:rPr>
         <w:t>BAIK</w:t>
       </w:r>
       <w:r>
@@ -149,7 +163,6 @@
       </w:r>
       <w:r>
         <w:rPr>
-          <w:b/>
           <w:rtl w:val="0"/>
         </w:rPr>
         <w:t>{namaLayanan}</w:t>

--- a/templates/docx/BAI.docx
+++ b/templates/docx/BAI.docx
@@ -134,23 +134,21 @@
     <w:p>
       <w:pPr>
         <w:spacing w:after="0" w:line="240" w:lineRule="auto"/>
-        <w:jc w:val="both"/>
-        <w:rPr/>
-      </w:pPr>
-      <w:r>
-        <w:rPr>
-          <w:rtl w:val="0"/>
-        </w:rPr>
-      </w:r>
-    </w:p>
-    <w:p>
-      <w:pPr>
-        <w:spacing w:after="0" w:line="240" w:lineRule="auto"/>
-        <w:ind w:left="2880" w:hanging="2880"/>
-        <w:jc w:val="both"/>
-        <w:rPr/>
-        <w:tabs>
-          <w:tab w:val="left" w:pos="2880"/>
+        <w:rPr/>
+      </w:pPr>
+      <w:r>
+        <w:rPr>
+          <w:rtl w:val="0"/>
+        </w:rPr>
+      </w:r>
+    </w:p>
+    <w:p>
+      <w:pPr>
+        <w:spacing w:after="0" w:line="240" w:lineRule="auto"/>
+        <w:ind w:left="2400" w:hanging="2400"/>
+        <w:rPr/>
+        <w:tabs>
+          <w:tab w:val="left" w:pos="2400"/>
         </w:tabs>
       </w:pPr>
       <w:r>
@@ -171,11 +169,10 @@
     <w:p>
       <w:pPr>
         <w:spacing w:after="0" w:line="240" w:lineRule="auto"/>
-        <w:ind w:left="2880" w:hanging="2880"/>
-        <w:jc w:val="both"/>
-        <w:rPr/>
-        <w:tabs>
-          <w:tab w:val="left" w:pos="2880"/>
+        <w:ind w:left="2400" w:hanging="2400"/>
+        <w:rPr/>
+        <w:tabs>
+          <w:tab w:val="left" w:pos="2400"/>
         </w:tabs>
       </w:pPr>
       <w:r>
@@ -190,11 +187,10 @@
     <w:p>
       <w:pPr>
         <w:spacing w:after="0" w:line="240" w:lineRule="auto"/>
-        <w:ind w:left="2880" w:hanging="2880"/>
-        <w:jc w:val="both"/>
-        <w:rPr/>
-        <w:tabs>
-          <w:tab w:val="left" w:pos="2880"/>
+        <w:ind w:left="2400" w:hanging="2400"/>
+        <w:rPr/>
+        <w:tabs>
+          <w:tab w:val="left" w:pos="2400"/>
         </w:tabs>
       </w:pPr>
       <w:r>
@@ -209,11 +205,10 @@
     <w:p>
       <w:pPr>
         <w:spacing w:after="0" w:line="240" w:lineRule="auto"/>
-        <w:ind w:left="2880" w:hanging="2880"/>
-        <w:jc w:val="both"/>
-        <w:rPr/>
-        <w:tabs>
-          <w:tab w:val="left" w:pos="2880"/>
+        <w:ind w:left="2400" w:hanging="2400"/>
+        <w:rPr/>
+        <w:tabs>
+          <w:tab w:val="left" w:pos="2400"/>
         </w:tabs>
       </w:pPr>
       <w:r>
@@ -228,11 +223,10 @@
     <w:p>
       <w:pPr>
         <w:spacing w:after="0" w:line="240" w:lineRule="auto"/>
-        <w:jc w:val="both"/>
-        <w:rPr/>
-        <w:ind w:left="2880" w:hanging="2880"/>
-        <w:tabs>
-          <w:tab w:val="left" w:pos="2880"/>
+        <w:rPr/>
+        <w:ind w:left="2400" w:hanging="2400"/>
+        <w:tabs>
+          <w:tab w:val="left" w:pos="2400"/>
         </w:tabs>
       </w:pPr>
       <w:r>
@@ -248,9 +242,9 @@
       <w:pPr>
         <w:spacing w:after="0" w:line="240" w:lineRule="auto"/>
         <w:rPr/>
-        <w:ind w:left="2880" w:hanging="2880"/>
-        <w:tabs>
-          <w:tab w:val="left" w:pos="2880"/>
+        <w:ind w:left="2400" w:hanging="2400"/>
+        <w:tabs>
+          <w:tab w:val="left" w:pos="2400"/>
         </w:tabs>
       </w:pPr>
       <w:r>
@@ -265,10 +259,10 @@
     <w:p>
       <w:pPr>
         <w:spacing w:after="0" w:line="240" w:lineRule="auto"/>
-        <w:ind w:left="2880" w:hanging="2880"/>
-        <w:rPr/>
-        <w:tabs>
-          <w:tab w:val="left" w:pos="2880"/>
+        <w:ind w:left="2400" w:hanging="2400"/>
+        <w:rPr/>
+        <w:tabs>
+          <w:tab w:val="left" w:pos="2400"/>
         </w:tabs>
       </w:pPr>
       <w:r>
@@ -295,11 +289,10 @@
     <w:p>
       <w:pPr>
         <w:spacing w:after="0" w:line="240" w:lineRule="auto"/>
-        <w:ind w:left="2880" w:hanging="2880"/>
-        <w:jc w:val="both"/>
-        <w:rPr/>
-        <w:tabs>
-          <w:tab w:val="left" w:pos="2880"/>
+        <w:ind w:left="2400" w:hanging="2400"/>
+        <w:rPr/>
+        <w:tabs>
+          <w:tab w:val="left" w:pos="2400"/>
         </w:tabs>
       </w:pPr>
       <w:r>
@@ -315,9 +308,9 @@
       <w:pPr>
         <w:spacing w:after="0" w:line="240" w:lineRule="auto"/>
         <w:rPr/>
-        <w:ind w:left="2880" w:hanging="2880"/>
-        <w:tabs>
-          <w:tab w:val="left" w:pos="2880"/>
+        <w:ind w:left="2400" w:hanging="2400"/>
+        <w:tabs>
+          <w:tab w:val="left" w:pos="2400"/>
         </w:tabs>
       </w:pPr>
       <w:r>
@@ -347,11 +340,10 @@
     <w:p>
       <w:pPr>
         <w:spacing w:after="0" w:line="240" w:lineRule="auto"/>
-        <w:ind w:left="2880" w:hanging="2880"/>
-        <w:jc w:val="both"/>
-        <w:rPr/>
-        <w:tabs>
-          <w:tab w:val="left" w:pos="2880"/>
+        <w:ind w:left="2400" w:hanging="2400"/>
+        <w:rPr/>
+        <w:tabs>
+          <w:tab w:val="left" w:pos="2400"/>
           <w:tab w:val="left" w:pos="5760"/>
         </w:tabs>
       </w:pPr>
@@ -369,11 +361,10 @@
     <w:p>
       <w:pPr>
         <w:spacing w:after="0" w:line="240" w:lineRule="auto"/>
-        <w:ind w:left="2880" w:hanging="2880"/>
-        <w:jc w:val="both"/>
-        <w:rPr/>
-        <w:tabs>
-          <w:tab w:val="left" w:pos="2880"/>
+        <w:ind w:left="2400" w:hanging="2400"/>
+        <w:rPr/>
+        <w:tabs>
+          <w:tab w:val="left" w:pos="2400"/>
         </w:tabs>
       </w:pPr>
       <w:r>
@@ -388,11 +379,10 @@
     <w:p>
       <w:pPr>
         <w:spacing w:after="0" w:line="240" w:lineRule="auto"/>
-        <w:ind w:left="2880" w:hanging="2880"/>
-        <w:jc w:val="both"/>
-        <w:rPr/>
-        <w:tabs>
-          <w:tab w:val="left" w:pos="2880"/>
+        <w:ind w:left="2400" w:hanging="2400"/>
+        <w:rPr/>
+        <w:tabs>
+          <w:tab w:val="left" w:pos="2400"/>
         </w:tabs>
       </w:pPr>
       <w:r>
@@ -407,11 +397,10 @@
     <w:p>
       <w:pPr>
         <w:spacing w:after="0" w:line="240" w:lineRule="auto"/>
-        <w:ind w:left="2880" w:hanging="2880"/>
-        <w:jc w:val="both"/>
-        <w:rPr/>
-        <w:tabs>
-          <w:tab w:val="left" w:pos="2880"/>
+        <w:ind w:left="2400" w:hanging="2400"/>
+        <w:rPr/>
+        <w:tabs>
+          <w:tab w:val="left" w:pos="2400"/>
           <w:tab w:val="left" w:pos="5760"/>
         </w:tabs>
       </w:pPr>
@@ -429,11 +418,10 @@
     <w:p>
       <w:pPr>
         <w:spacing w:after="0" w:line="240" w:lineRule="auto"/>
-        <w:ind w:left="2880" w:hanging="2880"/>
-        <w:jc w:val="both"/>
-        <w:rPr/>
-        <w:tabs>
-          <w:tab w:val="left" w:pos="2880"/>
+        <w:ind w:left="2400" w:hanging="2400"/>
+        <w:rPr/>
+        <w:tabs>
+          <w:tab w:val="left" w:pos="2400"/>
         </w:tabs>
       </w:pPr>
       <w:r>
@@ -448,11 +436,10 @@
     <w:p>
       <w:pPr>
         <w:spacing w:after="0" w:line="240" w:lineRule="auto"/>
-        <w:ind w:left="2880" w:hanging="2880"/>
-        <w:jc w:val="both"/>
-        <w:rPr/>
-        <w:tabs>
-          <w:tab w:val="left" w:pos="2880"/>
+        <w:ind w:left="2400" w:hanging="2400"/>
+        <w:rPr/>
+        <w:tabs>
+          <w:tab w:val="left" w:pos="2400"/>
         </w:tabs>
       </w:pPr>
       <w:r>
@@ -470,7 +457,6 @@
           <w:tab w:val="left" w:leader="none" w:pos="3020"/>
         </w:tabs>
         <w:spacing w:after="0" w:line="240" w:lineRule="auto"/>
-        <w:jc w:val="both"/>
         <w:rPr/>
       </w:pPr>
       <w:r>
@@ -485,7 +471,6 @@
           <w:tab w:val="left" w:leader="none" w:pos="3020"/>
         </w:tabs>
         <w:spacing w:after="0" w:line="240" w:lineRule="auto"/>
-        <w:jc w:val="both"/>
         <w:rPr>
           <w:b w:val="1"/>
           <w:bCs w:val="1"/>
@@ -503,11 +488,10 @@
     <w:p>
       <w:pPr>
         <w:spacing w:after="0" w:line="240" w:lineRule="auto"/>
-        <w:ind w:left="2880" w:hanging="2880"/>
-        <w:jc w:val="both"/>
-        <w:rPr/>
-        <w:tabs>
-          <w:tab w:val="left" w:pos="2880"/>
+        <w:ind w:left="2400" w:hanging="2400"/>
+        <w:rPr/>
+        <w:tabs>
+          <w:tab w:val="left" w:pos="2400"/>
         </w:tabs>
       </w:pPr>
       <w:r>
@@ -522,11 +506,10 @@
     <w:p>
       <w:pPr>
         <w:spacing w:after="0" w:line="240" w:lineRule="auto"/>
-        <w:ind w:left="2880" w:hanging="2880"/>
-        <w:jc w:val="both"/>
-        <w:rPr/>
-        <w:tabs>
-          <w:tab w:val="left" w:pos="2880"/>
+        <w:ind w:left="2400" w:hanging="2400"/>
+        <w:rPr/>
+        <w:tabs>
+          <w:tab w:val="left" w:pos="2400"/>
         </w:tabs>
       </w:pPr>
       <w:r>
@@ -541,11 +524,10 @@
     <w:p>
       <w:pPr>
         <w:spacing w:after="0" w:line="240" w:lineRule="auto"/>
-        <w:ind w:left="2880" w:hanging="2880"/>
-        <w:jc w:val="both"/>
-        <w:rPr/>
-        <w:tabs>
-          <w:tab w:val="left" w:pos="2880"/>
+        <w:ind w:left="2400" w:hanging="2400"/>
+        <w:rPr/>
+        <w:tabs>
+          <w:tab w:val="left" w:pos="2400"/>
         </w:tabs>
       </w:pPr>
       <w:r>
@@ -560,11 +542,10 @@
     <w:p>
       <w:pPr>
         <w:spacing w:after="0" w:line="240" w:lineRule="auto"/>
-        <w:ind w:left="2880" w:hanging="2880"/>
-        <w:jc w:val="both"/>
-        <w:rPr/>
-        <w:tabs>
-          <w:tab w:val="left" w:pos="2880"/>
+        <w:ind w:left="2400" w:hanging="2400"/>
+        <w:rPr/>
+        <w:tabs>
+          <w:tab w:val="left" w:pos="2400"/>
         </w:tabs>
       </w:pPr>
       <w:r>
@@ -579,19 +560,17 @@
     <w:p>
       <w:pPr>
         <w:spacing w:after="0" w:line="240" w:lineRule="auto"/>
-        <w:jc w:val="both"/>
-        <w:rPr/>
-      </w:pPr>
-      <w:r>
-        <w:rPr>
-          <w:rtl w:val="0"/>
-        </w:rPr>
-      </w:r>
-    </w:p>
-    <w:p>
-      <w:pPr>
-        <w:spacing w:after="0" w:line="240" w:lineRule="auto"/>
-        <w:jc w:val="both"/>
+        <w:rPr/>
+      </w:pPr>
+      <w:r>
+        <w:rPr>
+          <w:rtl w:val="0"/>
+        </w:rPr>
+      </w:r>
+    </w:p>
+    <w:p>
+      <w:pPr>
+        <w:spacing w:after="0" w:line="240" w:lineRule="auto"/>
         <w:rPr>
           <w:b w:val="1"/>
           <w:bCs w:val="1"/>
@@ -609,6 +588,29 @@
     <w:p>
       <w:pPr>
         <w:spacing w:after="0" w:line="240" w:lineRule="auto"/>
+        <w:rPr/>
+      </w:pPr>
+      <w:r>
+        <w:rPr>
+          <w:rtl w:val="0"/>
+        </w:rPr>
+        <w:t>Nama Project Team Leader : {namaProjectLeader}</w:t>
+      </w:r>
+    </w:p>
+    <w:p>
+      <w:pPr>
+        <w:spacing w:after="0" w:line="240" w:lineRule="auto"/>
+        <w:rPr/>
+      </w:pPr>
+      <w:r>
+        <w:rPr>
+          <w:rtl w:val="0"/>
+        </w:rPr>
+      </w:r>
+    </w:p>
+    <w:p>
+      <w:pPr>
+        <w:spacing w:after="0" w:line="240" w:lineRule="auto"/>
         <w:jc w:val="both"/>
         <w:rPr/>
       </w:pPr>
@@ -616,50 +618,23 @@
         <w:rPr>
           <w:rtl w:val="0"/>
         </w:rPr>
-        <w:t>Nama Project Team Leader : {namaProjectLeader}</w:t>
-      </w:r>
-    </w:p>
-    <w:p>
-      <w:pPr>
-        <w:spacing w:after="0" w:line="240" w:lineRule="auto"/>
-        <w:jc w:val="both"/>
-        <w:rPr/>
-      </w:pPr>
-      <w:r>
-        <w:rPr>
-          <w:rtl w:val="0"/>
-        </w:rPr>
-      </w:r>
-    </w:p>
-    <w:p>
-      <w:pPr>
-        <w:spacing w:after="0" w:line="240" w:lineRule="auto"/>
-        <w:jc w:val="both"/>
-        <w:rPr/>
-      </w:pPr>
-      <w:r>
-        <w:rPr>
-          <w:rtl w:val="0"/>
-        </w:rPr>
         <w:t xml:space="preserve">Demikian berita acara ini dibuat dalam rangkap 2 (Dua) asli, yang sama bunyinya dan mempunyai kekuatan hukum yang sama setelah ditanda tangani kedua belah pihak. </w:t>
       </w:r>
     </w:p>
     <w:p>
       <w:pPr>
         <w:spacing w:after="0" w:line="240" w:lineRule="auto"/>
-        <w:jc w:val="both"/>
-        <w:rPr/>
-      </w:pPr>
-      <w:r>
-        <w:rPr>
-          <w:rtl w:val="0"/>
-        </w:rPr>
-      </w:r>
-    </w:p>
-    <w:p>
-      <w:pPr>
-        <w:spacing w:after="0" w:line="240" w:lineRule="auto"/>
-        <w:jc w:val="both"/>
+        <w:rPr/>
+      </w:pPr>
+      <w:r>
+        <w:rPr>
+          <w:rtl w:val="0"/>
+        </w:rPr>
+      </w:r>
+    </w:p>
+    <w:p>
+      <w:pPr>
+        <w:spacing w:after="0" w:line="240" w:lineRule="auto"/>
         <w:rPr/>
       </w:pPr>
       <w:r>
@@ -706,7 +681,7 @@
           <w:p>
             <w:pPr>
               <w:tabs>
-                <w:tab w:val="left" w:leader="none" w:pos="2880"/>
+                <w:tab w:val="left" w:leader="none" w:pos="2400"/>
               </w:tabs>
               <w:jc w:val="center"/>
               <w:rPr>

--- a/templates/docx/BAI.docx
+++ b/templates/docx/BAI.docx
@@ -144,12 +144,12 @@
     </w:p>
     <w:p>
       <w:pPr>
-        <w:spacing w:after="0" w:line="240" w:lineRule="auto"/>
-        <w:ind w:left="2400" w:hanging="2400"/>
-        <w:rPr/>
-        <w:tabs>
-          <w:tab w:val="left" w:pos="2400"/>
-        </w:tabs>
+        <w:tabs>
+          <w:tab w:val="left" w:pos="2400"/>
+        </w:tabs>
+        <w:spacing w:after="0" w:line="240" w:lineRule="auto"/>
+        <w:ind w:left="2400" w:hanging="2400"/>
+        <w:rPr/>
       </w:pPr>
       <w:r>
         <w:rPr>
@@ -168,12 +168,12 @@
     </w:p>
     <w:p>
       <w:pPr>
-        <w:spacing w:after="0" w:line="240" w:lineRule="auto"/>
-        <w:ind w:left="2400" w:hanging="2400"/>
-        <w:rPr/>
-        <w:tabs>
-          <w:tab w:val="left" w:pos="2400"/>
-        </w:tabs>
+        <w:tabs>
+          <w:tab w:val="left" w:pos="2400"/>
+        </w:tabs>
+        <w:spacing w:after="0" w:line="240" w:lineRule="auto"/>
+        <w:ind w:left="2400" w:hanging="2400"/>
+        <w:rPr/>
       </w:pPr>
       <w:r>
         <w:rPr>
@@ -186,12 +186,12 @@
     </w:p>
     <w:p>
       <w:pPr>
-        <w:spacing w:after="0" w:line="240" w:lineRule="auto"/>
-        <w:ind w:left="2400" w:hanging="2400"/>
-        <w:rPr/>
-        <w:tabs>
-          <w:tab w:val="left" w:pos="2400"/>
-        </w:tabs>
+        <w:tabs>
+          <w:tab w:val="left" w:pos="2400"/>
+        </w:tabs>
+        <w:spacing w:after="0" w:line="240" w:lineRule="auto"/>
+        <w:ind w:left="2400" w:hanging="2400"/>
+        <w:rPr/>
       </w:pPr>
       <w:r>
         <w:rPr>
@@ -204,12 +204,12 @@
     </w:p>
     <w:p>
       <w:pPr>
-        <w:spacing w:after="0" w:line="240" w:lineRule="auto"/>
-        <w:ind w:left="2400" w:hanging="2400"/>
-        <w:rPr/>
-        <w:tabs>
-          <w:tab w:val="left" w:pos="2400"/>
-        </w:tabs>
+        <w:tabs>
+          <w:tab w:val="left" w:pos="2400"/>
+        </w:tabs>
+        <w:spacing w:after="0" w:line="240" w:lineRule="auto"/>
+        <w:ind w:left="2400" w:hanging="2400"/>
+        <w:rPr/>
       </w:pPr>
       <w:r>
         <w:rPr>
@@ -222,12 +222,12 @@
     </w:p>
     <w:p>
       <w:pPr>
-        <w:spacing w:after="0" w:line="240" w:lineRule="auto"/>
-        <w:rPr/>
-        <w:ind w:left="2400" w:hanging="2400"/>
-        <w:tabs>
-          <w:tab w:val="left" w:pos="2400"/>
-        </w:tabs>
+        <w:tabs>
+          <w:tab w:val="left" w:pos="2400"/>
+        </w:tabs>
+        <w:spacing w:after="0" w:line="240" w:lineRule="auto"/>
+        <w:ind w:left="2400" w:hanging="2400"/>
+        <w:rPr/>
       </w:pPr>
       <w:r>
         <w:rPr>
@@ -240,12 +240,12 @@
     </w:p>
     <w:p>
       <w:pPr>
-        <w:spacing w:after="0" w:line="240" w:lineRule="auto"/>
-        <w:rPr/>
-        <w:ind w:left="2400" w:hanging="2400"/>
-        <w:tabs>
-          <w:tab w:val="left" w:pos="2400"/>
-        </w:tabs>
+        <w:tabs>
+          <w:tab w:val="left" w:pos="2400"/>
+        </w:tabs>
+        <w:spacing w:after="0" w:line="240" w:lineRule="auto"/>
+        <w:ind w:left="2400" w:hanging="2400"/>
+        <w:rPr/>
       </w:pPr>
       <w:r>
         <w:rPr>
@@ -258,12 +258,12 @@
     </w:p>
     <w:p>
       <w:pPr>
-        <w:spacing w:after="0" w:line="240" w:lineRule="auto"/>
-        <w:ind w:left="2400" w:hanging="2400"/>
-        <w:rPr/>
-        <w:tabs>
-          <w:tab w:val="left" w:pos="2400"/>
-        </w:tabs>
+        <w:tabs>
+          <w:tab w:val="left" w:pos="2400"/>
+        </w:tabs>
+        <w:spacing w:after="0" w:line="240" w:lineRule="auto"/>
+        <w:ind w:left="2400" w:hanging="2400"/>
+        <w:rPr/>
       </w:pPr>
       <w:r>
         <w:rPr>
@@ -288,12 +288,12 @@
     </w:p>
     <w:p>
       <w:pPr>
-        <w:spacing w:after="0" w:line="240" w:lineRule="auto"/>
-        <w:ind w:left="2400" w:hanging="2400"/>
-        <w:rPr/>
-        <w:tabs>
-          <w:tab w:val="left" w:pos="2400"/>
-        </w:tabs>
+        <w:tabs>
+          <w:tab w:val="left" w:pos="2400"/>
+        </w:tabs>
+        <w:spacing w:after="0" w:line="240" w:lineRule="auto"/>
+        <w:ind w:left="2400" w:hanging="2400"/>
+        <w:rPr/>
       </w:pPr>
       <w:r>
         <w:rPr>
@@ -306,12 +306,12 @@
     </w:p>
     <w:p>
       <w:pPr>
-        <w:spacing w:after="0" w:line="240" w:lineRule="auto"/>
-        <w:rPr/>
-        <w:ind w:left="2400" w:hanging="2400"/>
-        <w:tabs>
-          <w:tab w:val="left" w:pos="2400"/>
-        </w:tabs>
+        <w:tabs>
+          <w:tab w:val="left" w:pos="2400"/>
+        </w:tabs>
+        <w:spacing w:after="0" w:line="240" w:lineRule="auto"/>
+        <w:ind w:left="2400" w:hanging="2400"/>
+        <w:rPr/>
       </w:pPr>
       <w:r>
         <w:rPr>
@@ -339,13 +339,13 @@
     </w:p>
     <w:p>
       <w:pPr>
-        <w:spacing w:after="0" w:line="240" w:lineRule="auto"/>
-        <w:ind w:left="2400" w:hanging="2400"/>
-        <w:rPr/>
         <w:tabs>
           <w:tab w:val="left" w:pos="2400"/>
           <w:tab w:val="left" w:pos="5760"/>
         </w:tabs>
+        <w:spacing w:after="0" w:line="240" w:lineRule="auto"/>
+        <w:ind w:left="2400" w:hanging="2400"/>
+        <w:rPr/>
       </w:pPr>
       <w:r>
         <w:rPr>
@@ -360,12 +360,12 @@
     </w:p>
     <w:p>
       <w:pPr>
-        <w:spacing w:after="0" w:line="240" w:lineRule="auto"/>
-        <w:ind w:left="2400" w:hanging="2400"/>
-        <w:rPr/>
-        <w:tabs>
-          <w:tab w:val="left" w:pos="2400"/>
-        </w:tabs>
+        <w:tabs>
+          <w:tab w:val="left" w:pos="2400"/>
+        </w:tabs>
+        <w:spacing w:after="0" w:line="240" w:lineRule="auto"/>
+        <w:ind w:left="2400" w:hanging="2400"/>
+        <w:rPr/>
       </w:pPr>
       <w:r>
         <w:rPr>
@@ -378,12 +378,12 @@
     </w:p>
     <w:p>
       <w:pPr>
-        <w:spacing w:after="0" w:line="240" w:lineRule="auto"/>
-        <w:ind w:left="2400" w:hanging="2400"/>
-        <w:rPr/>
-        <w:tabs>
-          <w:tab w:val="left" w:pos="2400"/>
-        </w:tabs>
+        <w:tabs>
+          <w:tab w:val="left" w:pos="2400"/>
+        </w:tabs>
+        <w:spacing w:after="0" w:line="240" w:lineRule="auto"/>
+        <w:ind w:left="2400" w:hanging="2400"/>
+        <w:rPr/>
       </w:pPr>
       <w:r>
         <w:rPr>
@@ -396,13 +396,13 @@
     </w:p>
     <w:p>
       <w:pPr>
-        <w:spacing w:after="0" w:line="240" w:lineRule="auto"/>
-        <w:ind w:left="2400" w:hanging="2400"/>
-        <w:rPr/>
         <w:tabs>
           <w:tab w:val="left" w:pos="2400"/>
           <w:tab w:val="left" w:pos="5760"/>
         </w:tabs>
+        <w:spacing w:after="0" w:line="240" w:lineRule="auto"/>
+        <w:ind w:left="2400" w:hanging="2400"/>
+        <w:rPr/>
       </w:pPr>
       <w:r>
         <w:rPr>
@@ -417,12 +417,12 @@
     </w:p>
     <w:p>
       <w:pPr>
-        <w:spacing w:after="0" w:line="240" w:lineRule="auto"/>
-        <w:ind w:left="2400" w:hanging="2400"/>
-        <w:rPr/>
-        <w:tabs>
-          <w:tab w:val="left" w:pos="2400"/>
-        </w:tabs>
+        <w:tabs>
+          <w:tab w:val="left" w:pos="2400"/>
+        </w:tabs>
+        <w:spacing w:after="0" w:line="240" w:lineRule="auto"/>
+        <w:ind w:left="2400" w:hanging="2400"/>
+        <w:rPr/>
       </w:pPr>
       <w:r>
         <w:rPr>
@@ -435,12 +435,12 @@
     </w:p>
     <w:p>
       <w:pPr>
-        <w:spacing w:after="0" w:line="240" w:lineRule="auto"/>
-        <w:ind w:left="2400" w:hanging="2400"/>
-        <w:rPr/>
-        <w:tabs>
-          <w:tab w:val="left" w:pos="2400"/>
-        </w:tabs>
+        <w:tabs>
+          <w:tab w:val="left" w:pos="2400"/>
+        </w:tabs>
+        <w:spacing w:after="0" w:line="240" w:lineRule="auto"/>
+        <w:ind w:left="2400" w:hanging="2400"/>
+        <w:rPr/>
       </w:pPr>
       <w:r>
         <w:rPr>
@@ -487,12 +487,12 @@
     </w:p>
     <w:p>
       <w:pPr>
-        <w:spacing w:after="0" w:line="240" w:lineRule="auto"/>
-        <w:ind w:left="2400" w:hanging="2400"/>
-        <w:rPr/>
-        <w:tabs>
-          <w:tab w:val="left" w:pos="2400"/>
-        </w:tabs>
+        <w:tabs>
+          <w:tab w:val="left" w:pos="2400"/>
+        </w:tabs>
+        <w:spacing w:after="0" w:line="240" w:lineRule="auto"/>
+        <w:ind w:left="2400" w:hanging="2400"/>
+        <w:rPr/>
       </w:pPr>
       <w:r>
         <w:rPr>
@@ -505,12 +505,12 @@
     </w:p>
     <w:p>
       <w:pPr>
-        <w:spacing w:after="0" w:line="240" w:lineRule="auto"/>
-        <w:ind w:left="2400" w:hanging="2400"/>
-        <w:rPr/>
-        <w:tabs>
-          <w:tab w:val="left" w:pos="2400"/>
-        </w:tabs>
+        <w:tabs>
+          <w:tab w:val="left" w:pos="2400"/>
+        </w:tabs>
+        <w:spacing w:after="0" w:line="240" w:lineRule="auto"/>
+        <w:ind w:left="2400" w:hanging="2400"/>
+        <w:rPr/>
       </w:pPr>
       <w:r>
         <w:rPr>
@@ -523,12 +523,12 @@
     </w:p>
     <w:p>
       <w:pPr>
-        <w:spacing w:after="0" w:line="240" w:lineRule="auto"/>
-        <w:ind w:left="2400" w:hanging="2400"/>
-        <w:rPr/>
-        <w:tabs>
-          <w:tab w:val="left" w:pos="2400"/>
-        </w:tabs>
+        <w:tabs>
+          <w:tab w:val="left" w:pos="2400"/>
+        </w:tabs>
+        <w:spacing w:after="0" w:line="240" w:lineRule="auto"/>
+        <w:ind w:left="2400" w:hanging="2400"/>
+        <w:rPr/>
       </w:pPr>
       <w:r>
         <w:rPr>
@@ -541,12 +541,12 @@
     </w:p>
     <w:p>
       <w:pPr>
-        <w:spacing w:after="0" w:line="240" w:lineRule="auto"/>
-        <w:ind w:left="2400" w:hanging="2400"/>
-        <w:rPr/>
-        <w:tabs>
-          <w:tab w:val="left" w:pos="2400"/>
-        </w:tabs>
+        <w:tabs>
+          <w:tab w:val="left" w:pos="2400"/>
+        </w:tabs>
+        <w:spacing w:after="0" w:line="240" w:lineRule="auto"/>
+        <w:ind w:left="2400" w:hanging="2400"/>
+        <w:rPr/>
       </w:pPr>
       <w:r>
         <w:rPr>

--- a/templates/docx/BAI.docx
+++ b/templates/docx/BAI.docx
@@ -738,6 +738,7 @@
           </w:tcPr>
           <w:p>
             <w:pPr>
+              <w:spacing w:after="680"/>
               <w:jc w:val="center"/>
               <w:rPr/>
             </w:pPr>
@@ -749,8 +750,6 @@
             <w:r>
               <w:t>{%ttd2}</w:t>
             </w:r>
-          </w:p>
-          <w:p>
             <w:r>
               <w:t>{%stempel2}</w:t>
             </w:r>
@@ -762,6 +761,7 @@
           </w:tcPr>
           <w:p>
             <w:pPr>
+              <w:spacing w:after="680"/>
               <w:jc w:val="center"/>
               <w:rPr/>
             </w:pPr>
@@ -771,8 +771,6 @@
               </w:rPr>
               <w:t>{%ttd}</w:t>
             </w:r>
-          </w:p>
-          <w:p>
             <w:r>
               <w:t>{%stempel}</w:t>
             </w:r>
